--- a/exercises/Bài tập 078 - Trật tự từ và cụm danh từ.docx
+++ b/exercises/Bài tập 078 - Trật tự từ và cụm danh từ.docx
@@ -1,636 +1,2933 @@
 
 <file path=word/document.xml><?xml version="1.0" encoding="utf-8"?>
-<w:document xmlns:w="http://schemas.openxmlformats.org/wordprocessingml/2006/main">
+<w:document xmlns:wpc="http://schemas.microsoft.com/office/word/2010/wordprocessingCanvas" xmlns:cx="http://schemas.microsoft.com/office/drawing/2014/chartex" xmlns:cx1="http://schemas.microsoft.com/office/drawing/2015/9/8/chartex" xmlns:cx2="http://schemas.microsoft.com/office/drawing/2015/10/21/chartex" xmlns:cx3="http://schemas.microsoft.com/office/drawing/2016/5/9/chartex" xmlns:cx4="http://schemas.microsoft.com/office/drawing/2016/5/10/chartex" xmlns:cx5="http://schemas.microsoft.com/office/drawing/2016/5/11/chartex" xmlns:cx6="http://schemas.microsoft.com/office/drawing/2016/5/12/chartex" xmlns:cx7="http://schemas.microsoft.com/office/drawing/2016/5/13/chartex" xmlns:cx8="http://schemas.microsoft.com/office/drawing/2016/5/14/chartex" xmlns:mc="http://schemas.openxmlformats.org/markup-compatibility/2006" xmlns:aink="http://schemas.microsoft.com/office/drawing/2016/ink" xmlns:am3d="http://schemas.microsoft.com/office/drawing/2017/model3d" xmlns:o="urn:schemas-microsoft-com:office:office" xmlns:oel="http://schemas.microsoft.com/office/2019/extlst" xmlns:r="http://schemas.openxmlformats.org/officeDocument/2006/relationships" xmlns:m="http://schemas.openxmlformats.org/officeDocument/2006/math" xmlns:v="urn:schemas-microsoft-com:vml" xmlns:wp14="http://schemas.microsoft.com/office/word/2010/wordprocessingDrawing" xmlns:wp="http://schemas.openxmlformats.org/drawingml/2006/wordprocessingDrawing" xmlns:w10="urn:schemas-microsoft-com:office:word" xmlns:w="http://schemas.openxmlformats.org/wordprocessingml/2006/main" xmlns:w14="http://schemas.microsoft.com/office/word/2010/wordml" xmlns:w15="http://schemas.microsoft.com/office/word/2012/wordml" xmlns:w16cex="http://schemas.microsoft.com/office/word/2018/wordml/cex" xmlns:w16cid="http://schemas.microsoft.com/office/word/2016/wordml/cid" xmlns:w16="http://schemas.microsoft.com/office/word/2018/wordml" xmlns:w16du="http://schemas.microsoft.com/office/word/2023/wordml/word16du" xmlns:w16sdtdh="http://schemas.microsoft.com/office/word/2020/wordml/sdtdatahash" xmlns:w16sdtfl="http://schemas.microsoft.com/office/word/2024/wordml/sdtformatlock" xmlns:w16se="http://schemas.microsoft.com/office/word/2015/wordml/symex" xmlns:wpg="http://schemas.microsoft.com/office/word/2010/wordprocessingGroup" xmlns:wpi="http://schemas.microsoft.com/office/word/2010/wordprocessingInk" xmlns:wne="http://schemas.microsoft.com/office/word/2006/wordml" xmlns:wps="http://schemas.microsoft.com/office/word/2010/wordprocessingShape" mc:Ignorable="w14 w15 w16se w16cid w16 w16cex w16sdtdh w16sdtfl w16du wp14">
   <w:body>
     <w:p>
-      <w:r>
-        <w:rPr>
-          <w:b/>
-        </w:rPr>
-        <w:t xml:space="preserve">BÀI TẬP NGÀY 78</w:t>
-      </w:r>
-    </w:p>
-    <w:p>
-      <w:r>
-        <w:t xml:space="preserve">TRẬT TỰ TỪ VÀ CỤM DANH TỪ</w:t>
-      </w:r>
-    </w:p>
-    <w:p>
-      <w:r>
-        <w:t xml:space="preserve">10 phần – 100 điểm | Thời gian gợi ý: 70–85 phút</w:t>
-      </w:r>
-    </w:p>
-    <w:p>
-      <w:r>
-        <w:t xml:space="preserve">Họ và tên: __________________________                         Điểm: ________/100</w:t>
-      </w:r>
-    </w:p>
-    <w:p>
-      <w:r>
-        <w:rPr>
-          <w:b/>
-        </w:rPr>
-        <w:t xml:space="preserve">PHẦN 1. SẮP XẾP CÂU CƠ BẢN (10 điểm)</w:t>
-      </w:r>
-    </w:p>
-    <w:p>
-      <w:r>
-        <w:t xml:space="preserve">1. carefully / she / the report / checked</w:t>
-      </w:r>
-    </w:p>
-    <w:p>
-      <w:r>
-        <w:t xml:space="preserve">2. yesterday / at school / we / met</w:t>
-      </w:r>
-    </w:p>
-    <w:p>
-      <w:r>
-        <w:t xml:space="preserve">3. speaks / English / fluently / Nam</w:t>
-      </w:r>
-    </w:p>
-    <w:p>
-      <w:r>
-        <w:t xml:space="preserve">4. completed / the team / successfully / the project</w:t>
-      </w:r>
-    </w:p>
-    <w:p>
-      <w:r>
-        <w:t xml:space="preserve">5. every morning / walks / in the park / Lan</w:t>
-      </w:r>
-    </w:p>
-    <w:p>
-      <w:r>
-        <w:t xml:space="preserve">6. the instructions / clearly / explained / teacher / the</w:t>
-      </w:r>
-    </w:p>
-    <w:p>
-      <w:r>
-        <w:t xml:space="preserve">7. at home / quietly / studied / last night / they</w:t>
-      </w:r>
-    </w:p>
-    <w:p>
-      <w:r>
-        <w:t xml:space="preserve">8. often / online resources / students / use</w:t>
-      </w:r>
-    </w:p>
-    <w:p>
-      <w:r>
-        <w:t xml:space="preserve">9. extremely / the lesson / useful / was</w:t>
-      </w:r>
-    </w:p>
-    <w:p>
-      <w:r>
-        <w:t xml:space="preserve">10. quickly / should / respond / the company</w:t>
-      </w:r>
-    </w:p>
-    <w:p>
-      <w:r>
-        <w:rPr>
-          <w:b/>
-        </w:rPr>
-        <w:t xml:space="preserve">PHẦN 2. THỨ TỰ TÍNH TỪ (10 điểm)</w:t>
-      </w:r>
-    </w:p>
-    <w:p>
-      <w:r>
-        <w:t xml:space="preserve">1. a / wooden / beautiful / old / table</w:t>
-      </w:r>
-    </w:p>
-    <w:p>
-      <w:r>
-        <w:t xml:space="preserve">2. an / Italian / expensive / sports / car</w:t>
-      </w:r>
-    </w:p>
-    <w:p>
-      <w:r>
-        <w:t xml:space="preserve">3. a / cotton / blue / lovely / dress</w:t>
-      </w:r>
-    </w:p>
-    <w:p>
-      <w:r>
-        <w:t xml:space="preserve">4. a / small / modern / apartment</w:t>
-      </w:r>
-    </w:p>
-    <w:p>
-      <w:r>
-        <w:t xml:space="preserve">5. an / interesting / new / English / book</w:t>
-      </w:r>
-    </w:p>
-    <w:p>
-      <w:r>
-        <w:t xml:space="preserve">6. a / round / large / dining / table</w:t>
-      </w:r>
-    </w:p>
-    <w:p>
-      <w:r>
-        <w:t xml:space="preserve">7. comfortable / black / leather / shoes</w:t>
-      </w:r>
-    </w:p>
-    <w:p>
-      <w:r>
-        <w:t xml:space="preserve">8. a / Vietnamese / traditional / silk / dress</w:t>
-      </w:r>
-    </w:p>
-    <w:p>
-      <w:r>
-        <w:t xml:space="preserve">9. an / old / useful / metal / tool</w:t>
-      </w:r>
-    </w:p>
-    <w:p>
-      <w:r>
-        <w:t xml:space="preserve">10. a / white / tiny / plastic / box</w:t>
-      </w:r>
-    </w:p>
-    <w:p>
-      <w:r>
-        <w:rPr>
-          <w:b/>
-        </w:rPr>
-        <w:t xml:space="preserve">PHẦN 3. CỤM DANH TỪ (10 điểm)</w:t>
-      </w:r>
-    </w:p>
-    <w:p>
-      <w:r>
-        <w:t xml:space="preserve">Chọn cụm đúng.</w:t>
-      </w:r>
-    </w:p>
-    <w:p>
-      <w:r>
-        <w:t xml:space="preserve">1. A. a three-days course B. a three-day course</w:t>
-      </w:r>
-    </w:p>
-    <w:p>
-      <w:r>
-        <w:t xml:space="preserve">2. A. a students support center B. a student support center</w:t>
-      </w:r>
-    </w:p>
-    <w:p>
-      <w:r>
-        <w:t xml:space="preserve">3. A. two language courses B. two languages course</w:t>
-      </w:r>
-    </w:p>
-    <w:p>
-      <w:r>
-        <w:t xml:space="preserve">4. A. an online learning platform B. a learning online platform</w:t>
-      </w:r>
-    </w:p>
-    <w:p>
-      <w:r>
-        <w:t xml:space="preserve">5. A. a ten-minute break B. a ten-minutes break</w:t>
-      </w:r>
-    </w:p>
-    <w:p>
-      <w:r>
-        <w:t xml:space="preserve">6. A. an environmental protection program B. a protection environmental program</w:t>
-      </w:r>
-    </w:p>
-    <w:p>
-      <w:r>
-        <w:t xml:space="preserve">7. A. several useful study skills B. useful several study skills</w:t>
-      </w:r>
-    </w:p>
-    <w:p>
-      <w:r>
-        <w:t xml:space="preserve">8. A. those two modern buildings B. two those modern buildings</w:t>
-      </w:r>
-    </w:p>
-    <w:p>
-      <w:r>
-        <w:t xml:space="preserve">9. A. a high-quality product B. a high-quality products</w:t>
-      </w:r>
-    </w:p>
-    <w:p>
-      <w:r>
-        <w:t xml:space="preserve">10. A. a five-year development plan B. a five-years development plan</w:t>
-      </w:r>
-    </w:p>
-    <w:p>
-      <w:r>
-        <w:rPr>
-          <w:b/>
-        </w:rPr>
-        <w:t xml:space="preserve">PHẦN 4. XÁC ĐỊNH DANH TỪ CHÍNH (10 điểm)</w:t>
-      </w:r>
-    </w:p>
-    <w:p>
-      <w:r>
-        <w:t xml:space="preserve">Ghi danh từ chính của mỗi cụm.</w:t>
-      </w:r>
-    </w:p>
-    <w:p>
-      <w:r>
-        <w:t xml:space="preserve">1. a highly effective student support program</w:t>
-      </w:r>
-    </w:p>
-    <w:p>
-      <w:r>
-        <w:t xml:space="preserve">2. several new online learning resources</w:t>
-      </w:r>
-    </w:p>
-    <w:p>
-      <w:r>
-        <w:t xml:space="preserve">3. the city public transportation system</w:t>
-      </w:r>
-    </w:p>
-    <w:p>
-      <w:r>
-        <w:t xml:space="preserve">4. an environmental awareness campaign</w:t>
-      </w:r>
-    </w:p>
-    <w:p>
-      <w:r>
-        <w:t xml:space="preserve">5. two international student exchange programs</w:t>
-      </w:r>
-    </w:p>
-    <w:p>
-      <w:r>
-        <w:t xml:space="preserve">6. a five-year business development strategy</w:t>
-      </w:r>
-    </w:p>
-    <w:p>
-      <w:r>
-        <w:t xml:space="preserve">7. those useful exam preparation materials</w:t>
-      </w:r>
-    </w:p>
-    <w:p>
-      <w:r>
-        <w:t xml:space="preserve">8. the school science laboratory equipment</w:t>
-      </w:r>
-    </w:p>
-    <w:p>
-      <w:r>
-        <w:t xml:space="preserve">9. a modern waste management solution</w:t>
-      </w:r>
-    </w:p>
-    <w:p>
-      <w:r>
-        <w:t xml:space="preserve">10. many local community health projects</w:t>
-      </w:r>
-    </w:p>
-    <w:p>
-      <w:r>
-        <w:rPr>
-          <w:b/>
-        </w:rPr>
-        <w:t xml:space="preserve">PHẦN 5. VỊ TRÍ TRẠNG TỪ TẦN SUẤT (10 điểm)</w:t>
-      </w:r>
-    </w:p>
-    <w:p>
-      <w:r>
-        <w:t xml:space="preserve">Đặt từ trong ngoặc đúng vị trí.</w:t>
-      </w:r>
-    </w:p>
-    <w:p>
-      <w:r>
-        <w:t xml:space="preserve">1. She is late. (never)</w:t>
-      </w:r>
-    </w:p>
-    <w:p>
-      <w:r>
-        <w:t xml:space="preserve">2. Nam studies in the library. (often)</w:t>
-      </w:r>
-    </w:p>
-    <w:p>
-      <w:r>
-        <w:t xml:space="preserve">3. We have visited this museum. (sometimes)</w:t>
-      </w:r>
-    </w:p>
-    <w:p>
-      <w:r>
-        <w:t xml:space="preserve">4. They are busy on Mondays. (usually)</w:t>
-      </w:r>
-    </w:p>
-    <w:p>
-      <w:r>
-        <w:t xml:space="preserve">5. I drink coffee after dinner. (rarely)</w:t>
-      </w:r>
-    </w:p>
-    <w:p>
-      <w:r>
-        <w:t xml:space="preserve">6. Lan can answer difficult questions. (always)</w:t>
-      </w:r>
-    </w:p>
-    <w:p>
-      <w:r>
-        <w:t xml:space="preserve">7. He has forgotten his homework. (never)</w:t>
-      </w:r>
-    </w:p>
-    <w:p>
-      <w:r>
-        <w:t xml:space="preserve">8. Students use dictionaries in this activity. (often)</w:t>
-      </w:r>
-    </w:p>
-    <w:p>
-      <w:r>
-        <w:t xml:space="preserve">9. The buses are crowded in the morning. (usually)</w:t>
-      </w:r>
-    </w:p>
-    <w:p>
-      <w:r>
-        <w:t xml:space="preserve">10. My family eats out. (occasionally)</w:t>
-      </w:r>
-    </w:p>
-    <w:p>
-      <w:r>
-        <w:rPr>
-          <w:b/>
-        </w:rPr>
-        <w:t xml:space="preserve">PHẦN 6. ADJECTIVE HAY ADVERB (10 điểm)</w:t>
-      </w:r>
-    </w:p>
-    <w:p>
-      <w:r>
-        <w:t xml:space="preserve">1. The plan sounds practical / practically.</w:t>
-      </w:r>
-    </w:p>
-    <w:p>
-      <w:r>
-        <w:t xml:space="preserve">2. She explained the plan clear / clearly.</w:t>
-      </w:r>
-    </w:p>
-    <w:p>
-      <w:r>
-        <w:t xml:space="preserve">3. The soup tastes delicious / deliciously.</w:t>
-      </w:r>
-    </w:p>
-    <w:p>
-      <w:r>
-        <w:t xml:space="preserve">4. He looked careful / carefully at the figures.</w:t>
-      </w:r>
-    </w:p>
-    <w:p>
-      <w:r>
-        <w:t xml:space="preserve">5. The students seemed confident / confidently.</w:t>
-      </w:r>
-    </w:p>
-    <w:p>
-      <w:r>
-        <w:t xml:space="preserve">6. The machine operates automatic / automatically.</w:t>
-      </w:r>
-    </w:p>
-    <w:p>
-      <w:r>
-        <w:t xml:space="preserve">7. This exercise is extreme / extremely difficult.</w:t>
-      </w:r>
-    </w:p>
-    <w:p>
-      <w:r>
-        <w:t xml:space="preserve">8. Lan completed the task successful / successfully.</w:t>
-      </w:r>
-    </w:p>
-    <w:p>
-      <w:r>
-        <w:t xml:space="preserve">9. The fabric feels soft / softly.</w:t>
-      </w:r>
-    </w:p>
-    <w:p>
-      <w:r>
-        <w:t xml:space="preserve">10. Please speak slow / slowly.</w:t>
-      </w:r>
-    </w:p>
-    <w:p>
-      <w:r>
-        <w:rPr>
-          <w:b/>
-        </w:rPr>
-        <w:t xml:space="preserve">PHẦN 7. TOO / ENOUGH VÀ TRẬT TỰ MỨC ĐỘ (10 điểm)</w:t>
-      </w:r>
-    </w:p>
-    <w:p>
-      <w:r>
-        <w:t xml:space="preserve">1. The instructions are ___ for everyone to follow. (clear/enough)</w:t>
-      </w:r>
-    </w:p>
-    <w:p>
-      <w:r>
-        <w:t xml:space="preserve">2. We do not have ___ to finish. (time/enough)</w:t>
-      </w:r>
-    </w:p>
-    <w:p>
-      <w:r>
-        <w:t xml:space="preserve">3. The bag is ___ for the child. (too/heavy)</w:t>
-      </w:r>
-    </w:p>
-    <w:p>
-      <w:r>
-        <w:t xml:space="preserve">4. She did not speak ___ for us to hear. (loudly/enough)</w:t>
-      </w:r>
-    </w:p>
-    <w:p>
-      <w:r>
-        <w:t xml:space="preserve">5. This is an ___ course. (extremely/useful)</w:t>
-      </w:r>
-    </w:p>
-    <w:p>
-      <w:r>
-        <w:t xml:space="preserve">6. He drove ___ in the rain. (very/carefully)</w:t>
-      </w:r>
-    </w:p>
-    <w:p>
-      <w:r>
-        <w:t xml:space="preserve">7. The room is not ___. (large/enough)</w:t>
-      </w:r>
-    </w:p>
-    <w:p>
-      <w:r>
-        <w:t xml:space="preserve">8. They arrived ___ to get seats. (early/enough)</w:t>
-      </w:r>
-    </w:p>
-    <w:p>
-      <w:r>
-        <w:t xml:space="preserve">9. The question was ___ to answer. (too/difficult)</w:t>
-      </w:r>
-    </w:p>
-    <w:p>
-      <w:r>
-        <w:t xml:space="preserve">10. There are ___ for everyone. (enough/chairs)</w:t>
-      </w:r>
-    </w:p>
-    <w:p>
-      <w:r>
-        <w:rPr>
-          <w:b/>
-        </w:rPr>
-        <w:t xml:space="preserve">PHẦN 8. SỬA LỖI SAI (10 điểm)</w:t>
-      </w:r>
-    </w:p>
-    <w:p>
-      <w:r>
-        <w:t xml:space="preserve">1. She bought a red beautiful dress.</w:t>
-      </w:r>
-    </w:p>
-    <w:p>
-      <w:r>
-        <w:t xml:space="preserve">2. We joined a two-weeks program.</w:t>
-      </w:r>
-    </w:p>
-    <w:p>
-      <w:r>
-        <w:t xml:space="preserve">3. He speaks fluently English.</w:t>
-      </w:r>
-    </w:p>
-    <w:p>
-      <w:r>
-        <w:t xml:space="preserve">4. Nam always is helpful.</w:t>
-      </w:r>
-    </w:p>
-    <w:p>
-      <w:r>
-        <w:t xml:space="preserve">5. The soup smells wonderfully.</w:t>
-      </w:r>
-    </w:p>
-    <w:p>
-      <w:r>
-        <w:t xml:space="preserve">6. This exercise is enough easy.</w:t>
-      </w:r>
-    </w:p>
-    <w:p>
-      <w:r>
-        <w:t xml:space="preserve">7. They need a students support service.</w:t>
-      </w:r>
-    </w:p>
-    <w:p>
-      <w:r>
-        <w:t xml:space="preserve">8. She completed carefully the form.</w:t>
-      </w:r>
-    </w:p>
-    <w:p>
-      <w:r>
-        <w:t xml:space="preserve">9. It is a learning useful online platform.</w:t>
-      </w:r>
-    </w:p>
-    <w:p>
-      <w:r>
-        <w:t xml:space="preserve">10. We worked yesterday quietly at home.</w:t>
-      </w:r>
-    </w:p>
-    <w:p>
-      <w:r>
-        <w:rPr>
-          <w:b/>
-        </w:rPr>
-        <w:t xml:space="preserve">PHẦN 9. ĐỌC HIỂU VÀ PHÂN TÍCH CỤM TỪ (10 điểm)</w:t>
-      </w:r>
-    </w:p>
-    <w:p>
-      <w:r>
-        <w:t xml:space="preserve">Our school recently introduced an innovative online learning support program. The highly practical course helps students develop useful digital study skills. Participants usually complete short interactive activities at home each evening. Teachers carefully review student progress and provide clear feedback every Friday. The platform is extremely easy to use, but some learners do not have fast enough internet connections. The school therefore offers those students free computer room access after class.</w:t>
-      </w:r>
-    </w:p>
-    <w:p>
-      <w:r>
-        <w:t xml:space="preserve">1. What did the school introduce? 2. What skills does the course develop? 3. Where do students complete activities? 4. What do teachers provide? 5. What problem do some learners have?</w:t>
-      </w:r>
-    </w:p>
-    <w:p>
-      <w:r>
-        <w:t xml:space="preserve">6. What is the head noun in “an innovative online learning support program”? 7. What does highly modify? 8. Why does usually stand before complete? 9. Is clear an adjective or adverb? 10. Explain the position of enough in “fast enough.”</w:t>
-      </w:r>
-    </w:p>
-    <w:p>
-      <w:r>
-        <w:rPr>
-          <w:b/>
-        </w:rPr>
-        <w:t xml:space="preserve">PHẦN 10. VIẾT (10 điểm)</w:t>
-      </w:r>
-    </w:p>
-    <w:p>
-      <w:r>
-        <w:t xml:space="preserve">Viết đoạn văn 100–120 từ giới thiệu một khóa học, chương trình hoặc dịch vụ. Dùng ít nhất 4 cụm danh từ dài, 3 chuỗi tính từ đúng thứ tự và 5 trạng từ ở vị trí phù hợp.</w:t>
-      </w:r>
-    </w:p>
-    <w:p>
-      <w:r>
-        <w:rPr>
-          <w:b/>
-        </w:rPr>
-        <w:t xml:space="preserve">ĐÁP ÁN – BÀI TẬP NGÀY 78</w:t>
-      </w:r>
-    </w:p>
-    <w:p>
-      <w:r>
-        <w:rPr>
-          <w:b/>
-        </w:rPr>
-        <w:t xml:space="preserve">PHẦN 1: 1 She checked the report carefully. 2 We met at school yesterday. 3 Nam speaks English fluently. 4 The team completed the project successfully. 5 Lan walks in the park every morning. 6 The teacher explained the instructions clearly. 7 They studied quietly at home last night. 8 Students often use online resources. 9 The lesson was extremely useful. 10 The company should respond quickly.</w:t>
-      </w:r>
-    </w:p>
-    <w:p>
-      <w:r>
-        <w:rPr>
-          <w:b/>
-        </w:rPr>
-        <w:t xml:space="preserve">PHẦN 2: 1 a beautiful old wooden table; 2 an expensive Italian sports car; 3 a lovely blue cotton dress; 4 a small modern apartment; 5 an interesting new English book; 6 a large round dining table; 7 comfortable black leather shoes; 8 a beautiful traditional Vietnamese silk dress; 9 a useful old metal tool; 10 a tiny white plastic box.</w:t>
-      </w:r>
-    </w:p>
-    <w:p>
-      <w:r>
-        <w:rPr>
-          <w:b/>
-        </w:rPr>
-        <w:t xml:space="preserve">PHẦN 3: 1B; 2B; 3A; 4A; 5A; 6A; 7A; 8A; 9A; 10A.</w:t>
-      </w:r>
-    </w:p>
-    <w:p>
-      <w:r>
-        <w:rPr>
-          <w:b/>
-        </w:rPr>
-        <w:t xml:space="preserve">PHẦN 4: 1 program; 2 resources; 3 system; 4 campaign; 5 programs; 6 strategy; 7 materials; 8 equipment; 9 solution; 10 projects.</w:t>
-      </w:r>
-    </w:p>
-    <w:p>
-      <w:r>
-        <w:rPr>
-          <w:b/>
-        </w:rPr>
-        <w:t xml:space="preserve">PHẦN 5: 1 She is never late. 2 Nam often studies in the library. 3 We have sometimes visited this museum. 4 They are usually busy on Mondays. 5 I rarely drink coffee after dinner. 6 Lan can always answer difficult questions. 7 He has never forgotten his homework. 8 Students often use dictionaries in this activity. 9 The buses are usually crowded in the morning. 10 My family occasionally eats out.</w:t>
-      </w:r>
-    </w:p>
-    <w:p>
-      <w:r>
-        <w:rPr>
-          <w:b/>
-        </w:rPr>
-        <w:t xml:space="preserve">PHẦN 6: 1 practical; 2 clearly; 3 delicious; 4 carefully; 5 confident; 6 automatically; 7 extremely; 8 successfully; 9 soft; 10 slowly.</w:t>
-      </w:r>
-    </w:p>
-    <w:p>
-      <w:r>
-        <w:rPr>
-          <w:b/>
-        </w:rPr>
-        <w:t xml:space="preserve">PHẦN 7: 1 clear enough; 2 enough time; 3 too heavy; 4 loudly enough; 5 extremely useful; 6 very carefully; 7 large enough; 8 early enough; 9 too difficult; 10 enough chairs.</w:t>
-      </w:r>
-    </w:p>
-    <w:p>
-      <w:r>
-        <w:rPr>
-          <w:b/>
-        </w:rPr>
-        <w:t xml:space="preserve">PHẦN 8: 1 a beautiful red dress; 2 a two-week program; 3 speaks English fluently; 4 is always helpful; 5 smells wonderful; 6 easy enough; 7 a student support service; 8 completed the form carefully; 9 a useful online learning platform; 10 worked quietly at home yesterday.</w:t>
-      </w:r>
-    </w:p>
-    <w:p>
-      <w:r>
-        <w:rPr>
-          <w:b/>
-        </w:rPr>
-        <w:t xml:space="preserve">PHẦN 9: 1 An innovative online learning support program. 2 Digital study skills. 3 At home each evening. 4 Clear feedback. 5 Their internet connections are not fast enough. 6 Program. 7 Practical. 8 It is a frequency adverb before a main verb. 9 Adjective. 10 Enough follows the adjective it modifies.</w:t>
-      </w:r>
-    </w:p>
-    <w:p>
-      <w:r>
-        <w:rPr>
-          <w:b/>
-        </w:rPr>
-        <w:t xml:space="preserve">BÀI VIẾT MẪU (113 từ): Our school offers an innovative online exam preparation program for senior students. The highly practical six-week course provides useful digital learning resources and carefully designed practice tests. Experienced Vietnamese English teachers clearly explain difficult grammar points during two weekly evening sessions. Students usually complete short interactive exercises at home and receive detailed personal feedback every Friday. The modern learning platform is extremely simple to use, although a fast internet connection is necessary. Participants can also visit the quiet new computer room after class. This flexible student support service gradually improves both confidence and test performance. Overall, the program is a valuable, well-organized opportunity for learners preparing seriously for the graduation examination.</w:t>
-      </w:r>
+      <w:pPr>
+        <w:rPr>
+          <w:color w:val="000000"/>
+        </w:rPr>
+      </w:pPr>
+      <w:r>
+        <w:rPr>
+          <w:b/>
+          <w:color w:val="000000"/>
+        </w:rPr>
+        <w:t>BÀI TẬP NGÀY 78</w:t>
+      </w:r>
+    </w:p>
+    <w:p>
+      <w:pPr>
+        <w:rPr>
+          <w:color w:val="000000"/>
+        </w:rPr>
+      </w:pPr>
+      <w:r>
+        <w:rPr>
+          <w:color w:val="000000"/>
+        </w:rPr>
+        <w:t>TRẬT TỰ TỪ VÀ CỤM DANH TỪ</w:t>
+      </w:r>
+    </w:p>
+    <w:p>
+      <w:pPr>
+        <w:rPr>
+          <w:color w:val="000000"/>
+        </w:rPr>
+      </w:pPr>
+      <w:r>
+        <w:rPr>
+          <w:color w:val="000000"/>
+        </w:rPr>
+        <w:t>10 phần – 100 điểm | Thời gian gợi ý: 70–85 phút</w:t>
+      </w:r>
+    </w:p>
+    <w:p>
+      <w:pPr>
+        <w:rPr>
+          <w:color w:val="000000"/>
+        </w:rPr>
+      </w:pPr>
+      <w:r>
+        <w:rPr>
+          <w:color w:val="000000"/>
+        </w:rPr>
+        <w:t>Họ và tên: __________________________                         Điểm: ________/100</w:t>
+      </w:r>
+    </w:p>
+    <w:p>
+      <w:pPr>
+        <w:keepNext/>
+        <w:spacing w:before="60" w:after="80"/>
+        <w:rPr>
+          <w:b/>
+          <w:color w:val="000000"/>
+        </w:rPr>
+      </w:pPr>
+      <w:r>
+        <w:rPr>
+          <w:b/>
+          <w:color w:val="000000"/>
+        </w:rPr>
+        <w:t>PHẦN 1. SẮP XẾP CÂU CƠ BẢN (10 điểm)</w:t>
+      </w:r>
+    </w:p>
+    <w:p>
+      <w:pPr>
+        <w:spacing w:before="80" w:after="120"/>
+        <w:rPr>
+          <w:color w:val="000000"/>
+        </w:rPr>
+      </w:pPr>
+      <w:r>
+        <w:rPr>
+          <w:color w:val="000000"/>
+        </w:rPr>
+        <w:t>1. carefully / she / the report / checked</w:t>
+      </w:r>
+    </w:p>
+    <w:p>
+      <w:pPr>
+        <w:spacing w:before="120" w:after="120"/>
+        <w:rPr>
+          <w:color w:val="000000"/>
+        </w:rPr>
+      </w:pPr>
+      <w:r>
+        <w:rPr>
+          <w:color w:val="000000"/>
+        </w:rPr>
+        <w:t>2. yesterday / at school / we / met</w:t>
+      </w:r>
+    </w:p>
+    <w:p>
+      <w:pPr>
+        <w:spacing w:before="120" w:after="120"/>
+        <w:rPr>
+          <w:color w:val="000000"/>
+        </w:rPr>
+      </w:pPr>
+      <w:r>
+        <w:rPr>
+          <w:color w:val="000000"/>
+        </w:rPr>
+        <w:t>3. speaks / English / fluently / Nam</w:t>
+      </w:r>
+    </w:p>
+    <w:p>
+      <w:pPr>
+        <w:spacing w:before="120" w:after="120"/>
+        <w:rPr>
+          <w:color w:val="000000"/>
+        </w:rPr>
+      </w:pPr>
+      <w:r>
+        <w:rPr>
+          <w:color w:val="000000"/>
+        </w:rPr>
+        <w:t>4. completed / the team / successfully / the project</w:t>
+      </w:r>
+    </w:p>
+    <w:p>
+      <w:pPr>
+        <w:spacing w:before="120" w:after="120"/>
+        <w:rPr>
+          <w:color w:val="000000"/>
+        </w:rPr>
+      </w:pPr>
+      <w:r>
+        <w:rPr>
+          <w:color w:val="000000"/>
+        </w:rPr>
+        <w:t>5. every morning / walks / in the park / Lan</w:t>
+      </w:r>
+    </w:p>
+    <w:p>
+      <w:pPr>
+        <w:spacing w:before="120" w:after="120"/>
+        <w:rPr>
+          <w:color w:val="000000"/>
+        </w:rPr>
+      </w:pPr>
+      <w:r>
+        <w:rPr>
+          <w:color w:val="000000"/>
+        </w:rPr>
+        <w:t>6. the instructions / clearly / explained / teacher / the</w:t>
+      </w:r>
+    </w:p>
+    <w:p>
+      <w:pPr>
+        <w:spacing w:before="120" w:after="120"/>
+        <w:rPr>
+          <w:color w:val="000000"/>
+        </w:rPr>
+      </w:pPr>
+      <w:r>
+        <w:rPr>
+          <w:color w:val="000000"/>
+        </w:rPr>
+        <w:t>7. at home / quietly / studied / last night / they</w:t>
+      </w:r>
+    </w:p>
+    <w:p>
+      <w:pPr>
+        <w:spacing w:before="120" w:after="120"/>
+        <w:rPr>
+          <w:color w:val="000000"/>
+        </w:rPr>
+      </w:pPr>
+      <w:r>
+        <w:rPr>
+          <w:color w:val="000000"/>
+        </w:rPr>
+        <w:t>8. often / online resources / students / use</w:t>
+      </w:r>
+    </w:p>
+    <w:p>
+      <w:pPr>
+        <w:spacing w:before="120" w:after="120"/>
+        <w:rPr>
+          <w:color w:val="000000"/>
+        </w:rPr>
+      </w:pPr>
+      <w:r>
+        <w:rPr>
+          <w:color w:val="000000"/>
+        </w:rPr>
+        <w:t>9. extremely / the lesson / useful / was</w:t>
+      </w:r>
+    </w:p>
+    <w:p>
+      <w:pPr>
+        <w:spacing w:before="120" w:after="120"/>
+        <w:rPr>
+          <w:color w:val="000000"/>
+        </w:rPr>
+      </w:pPr>
+      <w:r>
+        <w:rPr>
+          <w:color w:val="000000"/>
+        </w:rPr>
+        <w:t>10. quickly / should / respond / the company</w:t>
+      </w:r>
+    </w:p>
+    <w:p>
+      <w:pPr>
+        <w:keepNext/>
+        <w:spacing w:before="240" w:after="80"/>
+        <w:rPr>
+          <w:b/>
+          <w:color w:val="000000"/>
+        </w:rPr>
+      </w:pPr>
+      <w:r>
+        <w:rPr>
+          <w:b/>
+          <w:color w:val="000000"/>
+        </w:rPr>
+        <w:t>PHẦN 2. THỨ TỰ TÍNH TỪ (10 điểm)</w:t>
+      </w:r>
+    </w:p>
+    <w:p>
+      <w:pPr>
+        <w:spacing w:before="80" w:after="120"/>
+        <w:rPr>
+          <w:color w:val="000000"/>
+        </w:rPr>
+      </w:pPr>
+      <w:r>
+        <w:rPr>
+          <w:color w:val="000000"/>
+        </w:rPr>
+        <w:t>1. a / wooden / beautiful / old / table</w:t>
+      </w:r>
+    </w:p>
+    <w:p>
+      <w:pPr>
+        <w:spacing w:before="120" w:after="120"/>
+        <w:rPr>
+          <w:color w:val="000000"/>
+        </w:rPr>
+      </w:pPr>
+      <w:r>
+        <w:rPr>
+          <w:color w:val="000000"/>
+        </w:rPr>
+        <w:t>2. an / Italian / expensive / sports / car</w:t>
+      </w:r>
+    </w:p>
+    <w:p>
+      <w:pPr>
+        <w:spacing w:before="120" w:after="120"/>
+        <w:rPr>
+          <w:color w:val="000000"/>
+        </w:rPr>
+      </w:pPr>
+      <w:r>
+        <w:rPr>
+          <w:color w:val="000000"/>
+        </w:rPr>
+        <w:t>3. a / cotton / blue / lovely / dress</w:t>
+      </w:r>
+    </w:p>
+    <w:p>
+      <w:pPr>
+        <w:spacing w:before="120" w:after="120"/>
+        <w:rPr>
+          <w:color w:val="000000"/>
+        </w:rPr>
+      </w:pPr>
+      <w:r>
+        <w:rPr>
+          <w:color w:val="000000"/>
+        </w:rPr>
+        <w:t>4. a / small / modern / apartment</w:t>
+      </w:r>
+    </w:p>
+    <w:p>
+      <w:pPr>
+        <w:spacing w:before="120" w:after="120"/>
+        <w:rPr>
+          <w:color w:val="000000"/>
+        </w:rPr>
+      </w:pPr>
+      <w:r>
+        <w:rPr>
+          <w:color w:val="000000"/>
+        </w:rPr>
+        <w:t>5. an / interesting / new / English / book</w:t>
+      </w:r>
+    </w:p>
+    <w:p>
+      <w:pPr>
+        <w:spacing w:before="120" w:after="120"/>
+        <w:rPr>
+          <w:color w:val="000000"/>
+        </w:rPr>
+      </w:pPr>
+      <w:r>
+        <w:rPr>
+          <w:color w:val="000000"/>
+        </w:rPr>
+        <w:t>6. a / round / large / dining / table</w:t>
+      </w:r>
+    </w:p>
+    <w:p>
+      <w:pPr>
+        <w:spacing w:before="120" w:after="120"/>
+        <w:rPr>
+          <w:color w:val="000000"/>
+        </w:rPr>
+      </w:pPr>
+      <w:r>
+        <w:rPr>
+          <w:color w:val="000000"/>
+        </w:rPr>
+        <w:t>7. comfortable / black / leather / shoes</w:t>
+      </w:r>
+    </w:p>
+    <w:p>
+      <w:pPr>
+        <w:spacing w:before="120" w:after="120"/>
+        <w:rPr>
+          <w:color w:val="000000"/>
+        </w:rPr>
+      </w:pPr>
+      <w:r>
+        <w:rPr>
+          <w:color w:val="000000"/>
+        </w:rPr>
+        <w:t>8. a / Vietnamese / traditional / silk / dress</w:t>
+      </w:r>
+    </w:p>
+    <w:p>
+      <w:pPr>
+        <w:spacing w:before="120" w:after="120"/>
+        <w:rPr>
+          <w:color w:val="000000"/>
+        </w:rPr>
+      </w:pPr>
+      <w:r>
+        <w:rPr>
+          <w:color w:val="000000"/>
+        </w:rPr>
+        <w:t>9. an / old / useful / metal / tool</w:t>
+      </w:r>
+    </w:p>
+    <w:p>
+      <w:pPr>
+        <w:spacing w:before="120" w:after="120"/>
+        <w:rPr>
+          <w:color w:val="000000"/>
+        </w:rPr>
+      </w:pPr>
+      <w:r>
+        <w:rPr>
+          <w:color w:val="000000"/>
+        </w:rPr>
+        <w:t>10. a / white / tiny / plastic / box</w:t>
+      </w:r>
+    </w:p>
+    <w:p>
+      <w:pPr>
+        <w:keepNext/>
+        <w:spacing w:before="240" w:after="80"/>
+        <w:rPr>
+          <w:b/>
+          <w:color w:val="000000"/>
+        </w:rPr>
+      </w:pPr>
+      <w:r>
+        <w:rPr>
+          <w:b/>
+          <w:color w:val="000000"/>
+        </w:rPr>
+        <w:t>PHẦN 3. CỤM DANH TỪ (10 điểm)</w:t>
+      </w:r>
+    </w:p>
+    <w:p>
+      <w:pPr>
+        <w:rPr>
+          <w:color w:val="000000"/>
+        </w:rPr>
+      </w:pPr>
+      <w:r>
+        <w:rPr>
+          <w:color w:val="000000"/>
+        </w:rPr>
+        <w:t>Chọn cụm đúng.</w:t>
+      </w:r>
+    </w:p>
+    <w:p>
+      <w:pPr>
+        <w:spacing w:before="80" w:after="120"/>
+        <w:rPr>
+          <w:color w:val="000000"/>
+        </w:rPr>
+      </w:pPr>
+      <w:r>
+        <w:rPr>
+          <w:color w:val="000000"/>
+        </w:rPr>
+        <w:t>1. A. a three-days course B. a three-day course</w:t>
+      </w:r>
+    </w:p>
+    <w:p>
+      <w:pPr>
+        <w:spacing w:before="120" w:after="120"/>
+        <w:rPr>
+          <w:color w:val="000000"/>
+        </w:rPr>
+      </w:pPr>
+      <w:r>
+        <w:rPr>
+          <w:color w:val="000000"/>
+        </w:rPr>
+        <w:t>2. A. a students support center B. a student support center</w:t>
+      </w:r>
+    </w:p>
+    <w:p>
+      <w:pPr>
+        <w:spacing w:before="120" w:after="120"/>
+        <w:rPr>
+          <w:color w:val="000000"/>
+        </w:rPr>
+      </w:pPr>
+      <w:r>
+        <w:rPr>
+          <w:color w:val="000000"/>
+        </w:rPr>
+        <w:t>3. A. two language courses B. two languages course</w:t>
+      </w:r>
+    </w:p>
+    <w:p>
+      <w:pPr>
+        <w:spacing w:before="120" w:after="120"/>
+        <w:rPr>
+          <w:color w:val="000000"/>
+        </w:rPr>
+      </w:pPr>
+      <w:r>
+        <w:rPr>
+          <w:color w:val="000000"/>
+        </w:rPr>
+        <w:t>4. A. an online learning platform B. a learning online platform</w:t>
+      </w:r>
+    </w:p>
+    <w:p>
+      <w:pPr>
+        <w:spacing w:before="120" w:after="120"/>
+        <w:rPr>
+          <w:color w:val="000000"/>
+        </w:rPr>
+      </w:pPr>
+      <w:r>
+        <w:rPr>
+          <w:color w:val="000000"/>
+        </w:rPr>
+        <w:t>5. A. a ten-minute break B. a ten-minutes break</w:t>
+      </w:r>
+    </w:p>
+    <w:p>
+      <w:pPr>
+        <w:spacing w:before="120" w:after="120"/>
+        <w:rPr>
+          <w:color w:val="000000"/>
+        </w:rPr>
+      </w:pPr>
+      <w:r>
+        <w:rPr>
+          <w:color w:val="000000"/>
+        </w:rPr>
+        <w:lastRenderedPageBreak/>
+        <w:t>6. A. an environmental protection program B. a protection environmental program</w:t>
+      </w:r>
+    </w:p>
+    <w:p>
+      <w:pPr>
+        <w:spacing w:before="120" w:after="120"/>
+        <w:rPr>
+          <w:color w:val="000000"/>
+        </w:rPr>
+      </w:pPr>
+      <w:r>
+        <w:rPr>
+          <w:color w:val="000000"/>
+        </w:rPr>
+        <w:t>7. A. several useful study skills B. useful several study skills</w:t>
+      </w:r>
+    </w:p>
+    <w:p>
+      <w:pPr>
+        <w:spacing w:before="120" w:after="120"/>
+        <w:rPr>
+          <w:color w:val="000000"/>
+        </w:rPr>
+      </w:pPr>
+      <w:r>
+        <w:rPr>
+          <w:color w:val="000000"/>
+        </w:rPr>
+        <w:t>8. A. those two modern buildings B. two those modern buildings</w:t>
+      </w:r>
+    </w:p>
+    <w:p>
+      <w:pPr>
+        <w:spacing w:before="120" w:after="120"/>
+        <w:rPr>
+          <w:color w:val="000000"/>
+        </w:rPr>
+      </w:pPr>
+      <w:r>
+        <w:rPr>
+          <w:color w:val="000000"/>
+        </w:rPr>
+        <w:t>9. A. a high-quality product B. a high-quality products</w:t>
+      </w:r>
+    </w:p>
+    <w:p>
+      <w:pPr>
+        <w:spacing w:before="120" w:after="120"/>
+        <w:rPr>
+          <w:color w:val="000000"/>
+        </w:rPr>
+      </w:pPr>
+      <w:r>
+        <w:rPr>
+          <w:color w:val="000000"/>
+        </w:rPr>
+        <w:t>10. A. a five-year development plan B. a five-years development plan</w:t>
+      </w:r>
+    </w:p>
+    <w:p>
+      <w:pPr>
+        <w:keepNext/>
+        <w:spacing w:before="240" w:after="80"/>
+        <w:rPr>
+          <w:b/>
+          <w:color w:val="000000"/>
+        </w:rPr>
+      </w:pPr>
+      <w:r>
+        <w:rPr>
+          <w:b/>
+          <w:color w:val="000000"/>
+        </w:rPr>
+        <w:t>PHẦN 4. XÁC ĐỊNH DANH TỪ CHÍNH (10 điểm)</w:t>
+      </w:r>
+    </w:p>
+    <w:p>
+      <w:pPr>
+        <w:rPr>
+          <w:color w:val="000000"/>
+        </w:rPr>
+      </w:pPr>
+      <w:r>
+        <w:rPr>
+          <w:color w:val="000000"/>
+        </w:rPr>
+        <w:t>Ghi danh từ chính của mỗi cụm.</w:t>
+      </w:r>
+    </w:p>
+    <w:p>
+      <w:pPr>
+        <w:spacing w:before="80" w:after="120"/>
+        <w:rPr>
+          <w:color w:val="000000"/>
+        </w:rPr>
+      </w:pPr>
+      <w:r>
+        <w:rPr>
+          <w:color w:val="000000"/>
+        </w:rPr>
+        <w:t>1. a highly effective student support program</w:t>
+      </w:r>
+    </w:p>
+    <w:p>
+      <w:pPr>
+        <w:spacing w:before="120" w:after="120"/>
+        <w:rPr>
+          <w:color w:val="000000"/>
+        </w:rPr>
+      </w:pPr>
+      <w:r>
+        <w:rPr>
+          <w:color w:val="000000"/>
+        </w:rPr>
+        <w:t>2. several new online learning resources</w:t>
+      </w:r>
+    </w:p>
+    <w:p>
+      <w:pPr>
+        <w:spacing w:before="120" w:after="120"/>
+        <w:rPr>
+          <w:color w:val="000000"/>
+        </w:rPr>
+      </w:pPr>
+      <w:r>
+        <w:rPr>
+          <w:color w:val="000000"/>
+        </w:rPr>
+        <w:t>3. the city public transportation system</w:t>
+      </w:r>
+    </w:p>
+    <w:p>
+      <w:pPr>
+        <w:spacing w:before="120" w:after="120"/>
+        <w:rPr>
+          <w:color w:val="000000"/>
+        </w:rPr>
+      </w:pPr>
+      <w:r>
+        <w:rPr>
+          <w:color w:val="000000"/>
+        </w:rPr>
+        <w:t>4. an environmental awareness campaign</w:t>
+      </w:r>
+    </w:p>
+    <w:p>
+      <w:pPr>
+        <w:spacing w:before="120" w:after="120"/>
+        <w:rPr>
+          <w:color w:val="000000"/>
+        </w:rPr>
+      </w:pPr>
+      <w:r>
+        <w:rPr>
+          <w:color w:val="000000"/>
+        </w:rPr>
+        <w:t>5. two international student exchange programs</w:t>
+      </w:r>
+    </w:p>
+    <w:p>
+      <w:pPr>
+        <w:spacing w:before="120" w:after="120"/>
+        <w:rPr>
+          <w:color w:val="000000"/>
+        </w:rPr>
+      </w:pPr>
+      <w:r>
+        <w:rPr>
+          <w:color w:val="000000"/>
+        </w:rPr>
+        <w:t>6. a five-year business development strategy</w:t>
+      </w:r>
+    </w:p>
+    <w:p>
+      <w:pPr>
+        <w:spacing w:before="120" w:after="120"/>
+        <w:rPr>
+          <w:color w:val="000000"/>
+        </w:rPr>
+      </w:pPr>
+      <w:r>
+        <w:rPr>
+          <w:color w:val="000000"/>
+        </w:rPr>
+        <w:t>7. those useful exam preparation materials</w:t>
+      </w:r>
+    </w:p>
+    <w:p>
+      <w:pPr>
+        <w:spacing w:before="120" w:after="120"/>
+        <w:rPr>
+          <w:color w:val="000000"/>
+        </w:rPr>
+      </w:pPr>
+      <w:r>
+        <w:rPr>
+          <w:color w:val="000000"/>
+        </w:rPr>
+        <w:t>8. the school science laboratory equipment</w:t>
+      </w:r>
+    </w:p>
+    <w:p>
+      <w:pPr>
+        <w:spacing w:before="120" w:after="120"/>
+        <w:rPr>
+          <w:color w:val="000000"/>
+        </w:rPr>
+      </w:pPr>
+      <w:r>
+        <w:rPr>
+          <w:color w:val="000000"/>
+        </w:rPr>
+        <w:t>9. a modern waste management solution</w:t>
+      </w:r>
+    </w:p>
+    <w:p>
+      <w:pPr>
+        <w:spacing w:before="120" w:after="120"/>
+        <w:rPr>
+          <w:color w:val="000000"/>
+        </w:rPr>
+      </w:pPr>
+      <w:r>
+        <w:rPr>
+          <w:color w:val="000000"/>
+        </w:rPr>
+        <w:t>10. many local community health projects</w:t>
+      </w:r>
+    </w:p>
+    <w:p>
+      <w:pPr>
+        <w:keepNext/>
+        <w:spacing w:before="240" w:after="80"/>
+        <w:rPr>
+          <w:b/>
+          <w:color w:val="000000"/>
+        </w:rPr>
+      </w:pPr>
+      <w:r>
+        <w:rPr>
+          <w:b/>
+          <w:color w:val="000000"/>
+        </w:rPr>
+        <w:t>PHẦN 5. VỊ TRÍ TRẠNG TỪ TẦN SUẤT (10 điểm)</w:t>
+      </w:r>
+    </w:p>
+    <w:p>
+      <w:pPr>
+        <w:rPr>
+          <w:color w:val="000000"/>
+        </w:rPr>
+      </w:pPr>
+      <w:r>
+        <w:rPr>
+          <w:color w:val="000000"/>
+        </w:rPr>
+        <w:t>Đặt từ trong ngoặc đúng vị trí.</w:t>
+      </w:r>
+    </w:p>
+    <w:p>
+      <w:pPr>
+        <w:spacing w:before="80" w:after="120"/>
+        <w:rPr>
+          <w:color w:val="000000"/>
+        </w:rPr>
+      </w:pPr>
+      <w:r>
+        <w:rPr>
+          <w:color w:val="000000"/>
+        </w:rPr>
+        <w:t>1. She is late. (never)</w:t>
+      </w:r>
+    </w:p>
+    <w:p>
+      <w:pPr>
+        <w:spacing w:before="120" w:after="120"/>
+        <w:rPr>
+          <w:color w:val="000000"/>
+        </w:rPr>
+      </w:pPr>
+      <w:r>
+        <w:rPr>
+          <w:color w:val="000000"/>
+        </w:rPr>
+        <w:t>2. Nam studies in the library. (often)</w:t>
+      </w:r>
+    </w:p>
+    <w:p>
+      <w:pPr>
+        <w:spacing w:before="120" w:after="120"/>
+        <w:rPr>
+          <w:color w:val="000000"/>
+        </w:rPr>
+      </w:pPr>
+      <w:r>
+        <w:rPr>
+          <w:color w:val="000000"/>
+        </w:rPr>
+        <w:t>3. We have visited this museum. (sometimes)</w:t>
+      </w:r>
+    </w:p>
+    <w:p>
+      <w:pPr>
+        <w:spacing w:before="120" w:after="120"/>
+        <w:rPr>
+          <w:color w:val="000000"/>
+        </w:rPr>
+      </w:pPr>
+      <w:r>
+        <w:rPr>
+          <w:color w:val="000000"/>
+        </w:rPr>
+        <w:t>4. They are busy on Mondays. (usually)</w:t>
+      </w:r>
+    </w:p>
+    <w:p>
+      <w:pPr>
+        <w:spacing w:before="120" w:after="120"/>
+        <w:rPr>
+          <w:color w:val="000000"/>
+        </w:rPr>
+      </w:pPr>
+      <w:r>
+        <w:rPr>
+          <w:color w:val="000000"/>
+        </w:rPr>
+        <w:t>5. I drink coffee after dinner. (rarely)</w:t>
+      </w:r>
+    </w:p>
+    <w:p>
+      <w:pPr>
+        <w:spacing w:before="120" w:after="120"/>
+        <w:rPr>
+          <w:color w:val="000000"/>
+        </w:rPr>
+      </w:pPr>
+      <w:r>
+        <w:rPr>
+          <w:color w:val="000000"/>
+        </w:rPr>
+        <w:t>6. Lan can answer difficult questions. (always)</w:t>
+      </w:r>
+    </w:p>
+    <w:p>
+      <w:pPr>
+        <w:spacing w:before="120" w:after="120"/>
+        <w:rPr>
+          <w:color w:val="000000"/>
+        </w:rPr>
+      </w:pPr>
+      <w:r>
+        <w:rPr>
+          <w:color w:val="000000"/>
+        </w:rPr>
+        <w:t>7. He has forgotten his homework. (never)</w:t>
+      </w:r>
+    </w:p>
+    <w:p>
+      <w:pPr>
+        <w:spacing w:before="120" w:after="120"/>
+        <w:rPr>
+          <w:color w:val="000000"/>
+        </w:rPr>
+      </w:pPr>
+      <w:r>
+        <w:rPr>
+          <w:color w:val="000000"/>
+        </w:rPr>
+        <w:t>8. Students use dictionaries in this activity. (often)</w:t>
+      </w:r>
+    </w:p>
+    <w:p>
+      <w:pPr>
+        <w:spacing w:before="120" w:after="120"/>
+        <w:rPr>
+          <w:color w:val="000000"/>
+        </w:rPr>
+      </w:pPr>
+      <w:r>
+        <w:rPr>
+          <w:color w:val="000000"/>
+        </w:rPr>
+        <w:t>9. The buses are crowded in the morning. (usually)</w:t>
+      </w:r>
+    </w:p>
+    <w:p>
+      <w:pPr>
+        <w:spacing w:before="120" w:after="120"/>
+        <w:rPr>
+          <w:color w:val="000000"/>
+        </w:rPr>
+      </w:pPr>
+      <w:r>
+        <w:rPr>
+          <w:color w:val="000000"/>
+        </w:rPr>
+        <w:t>10. My family eats out. (occasionally)</w:t>
+      </w:r>
+    </w:p>
+    <w:p>
+      <w:pPr>
+        <w:keepNext/>
+        <w:spacing w:before="240" w:after="80"/>
+        <w:rPr>
+          <w:b/>
+          <w:color w:val="000000"/>
+        </w:rPr>
+      </w:pPr>
+      <w:r>
+        <w:rPr>
+          <w:b/>
+          <w:color w:val="000000"/>
+        </w:rPr>
+        <w:t>PHẦN 6. ADJECTIVE HAY ADVERB (10 điểm)</w:t>
+      </w:r>
+    </w:p>
+    <w:p>
+      <w:pPr>
+        <w:spacing w:before="80" w:after="120"/>
+        <w:rPr>
+          <w:color w:val="000000"/>
+        </w:rPr>
+      </w:pPr>
+      <w:r>
+        <w:rPr>
+          <w:color w:val="000000"/>
+        </w:rPr>
+        <w:t>1. The plan sounds practical / practically.</w:t>
+      </w:r>
+    </w:p>
+    <w:p>
+      <w:pPr>
+        <w:spacing w:before="120" w:after="120"/>
+        <w:rPr>
+          <w:color w:val="000000"/>
+        </w:rPr>
+      </w:pPr>
+      <w:r>
+        <w:rPr>
+          <w:color w:val="000000"/>
+        </w:rPr>
+        <w:t>2. She explained the plan clear / clearly.</w:t>
+      </w:r>
+    </w:p>
+    <w:p>
+      <w:pPr>
+        <w:spacing w:before="120" w:after="120"/>
+        <w:rPr>
+          <w:color w:val="000000"/>
+        </w:rPr>
+      </w:pPr>
+      <w:r>
+        <w:rPr>
+          <w:color w:val="000000"/>
+        </w:rPr>
+        <w:t>3. The soup tastes delicious / deliciously.</w:t>
+      </w:r>
+    </w:p>
+    <w:p>
+      <w:pPr>
+        <w:spacing w:before="120" w:after="120"/>
+        <w:rPr>
+          <w:color w:val="000000"/>
+        </w:rPr>
+      </w:pPr>
+      <w:r>
+        <w:rPr>
+          <w:color w:val="000000"/>
+        </w:rPr>
+        <w:lastRenderedPageBreak/>
+        <w:t>4. He looked careful / carefully at the figures.</w:t>
+      </w:r>
+    </w:p>
+    <w:p>
+      <w:pPr>
+        <w:spacing w:before="120" w:after="120"/>
+        <w:rPr>
+          <w:color w:val="000000"/>
+        </w:rPr>
+      </w:pPr>
+      <w:r>
+        <w:rPr>
+          <w:color w:val="000000"/>
+        </w:rPr>
+        <w:t>5. The students seemed confident / confidently.</w:t>
+      </w:r>
+    </w:p>
+    <w:p>
+      <w:pPr>
+        <w:spacing w:before="120" w:after="120"/>
+        <w:rPr>
+          <w:color w:val="000000"/>
+        </w:rPr>
+      </w:pPr>
+      <w:r>
+        <w:rPr>
+          <w:color w:val="000000"/>
+        </w:rPr>
+        <w:t>6. The machine operates automatic / automatically.</w:t>
+      </w:r>
+    </w:p>
+    <w:p>
+      <w:pPr>
+        <w:spacing w:before="120" w:after="120"/>
+        <w:rPr>
+          <w:color w:val="000000"/>
+        </w:rPr>
+      </w:pPr>
+      <w:r>
+        <w:rPr>
+          <w:color w:val="000000"/>
+        </w:rPr>
+        <w:t>7. This exercise is extreme / extremely difficult.</w:t>
+      </w:r>
+    </w:p>
+    <w:p>
+      <w:pPr>
+        <w:spacing w:before="120" w:after="120"/>
+        <w:rPr>
+          <w:color w:val="000000"/>
+        </w:rPr>
+      </w:pPr>
+      <w:r>
+        <w:rPr>
+          <w:color w:val="000000"/>
+        </w:rPr>
+        <w:t>8. Lan completed the task successful / successfully.</w:t>
+      </w:r>
+    </w:p>
+    <w:p>
+      <w:pPr>
+        <w:spacing w:before="120" w:after="120"/>
+        <w:rPr>
+          <w:color w:val="000000"/>
+        </w:rPr>
+      </w:pPr>
+      <w:r>
+        <w:rPr>
+          <w:color w:val="000000"/>
+        </w:rPr>
+        <w:t>9. The fabric feels soft / softly.</w:t>
+      </w:r>
+    </w:p>
+    <w:p>
+      <w:pPr>
+        <w:spacing w:before="120" w:after="120"/>
+        <w:rPr>
+          <w:color w:val="000000"/>
+        </w:rPr>
+      </w:pPr>
+      <w:r>
+        <w:rPr>
+          <w:color w:val="000000"/>
+        </w:rPr>
+        <w:t>10. Please speak slow / slowly.</w:t>
+      </w:r>
+    </w:p>
+    <w:p>
+      <w:pPr>
+        <w:keepNext/>
+        <w:spacing w:before="240" w:after="80"/>
+        <w:rPr>
+          <w:b/>
+          <w:color w:val="000000"/>
+        </w:rPr>
+      </w:pPr>
+      <w:r>
+        <w:rPr>
+          <w:b/>
+          <w:color w:val="000000"/>
+        </w:rPr>
+        <w:t>PHẦN 7. TOO / ENOUGH VÀ TRẬT TỰ MỨC ĐỘ (10 điểm)</w:t>
+      </w:r>
+    </w:p>
+    <w:p>
+      <w:pPr>
+        <w:spacing w:before="80" w:after="120"/>
+        <w:rPr>
+          <w:color w:val="000000"/>
+        </w:rPr>
+      </w:pPr>
+      <w:r>
+        <w:rPr>
+          <w:color w:val="000000"/>
+        </w:rPr>
+        <w:t>1. The instructions are ___ for everyone to follow. (clear/enough)</w:t>
+      </w:r>
+    </w:p>
+    <w:p>
+      <w:pPr>
+        <w:spacing w:before="120" w:after="120"/>
+        <w:rPr>
+          <w:color w:val="000000"/>
+        </w:rPr>
+      </w:pPr>
+      <w:r>
+        <w:rPr>
+          <w:color w:val="000000"/>
+        </w:rPr>
+        <w:t>2. We do not have ___ to finish. (time/enough)</w:t>
+      </w:r>
+    </w:p>
+    <w:p>
+      <w:pPr>
+        <w:spacing w:before="120" w:after="120"/>
+        <w:rPr>
+          <w:color w:val="000000"/>
+        </w:rPr>
+      </w:pPr>
+      <w:r>
+        <w:rPr>
+          <w:color w:val="000000"/>
+        </w:rPr>
+        <w:t>3. The bag is ___ for the child. (too/heavy)</w:t>
+      </w:r>
+    </w:p>
+    <w:p>
+      <w:pPr>
+        <w:spacing w:before="120" w:after="120"/>
+        <w:rPr>
+          <w:color w:val="000000"/>
+        </w:rPr>
+      </w:pPr>
+      <w:r>
+        <w:rPr>
+          <w:color w:val="000000"/>
+        </w:rPr>
+        <w:t>4. She did not speak ___ for us to hear. (loudly/enough)</w:t>
+      </w:r>
+    </w:p>
+    <w:p>
+      <w:pPr>
+        <w:spacing w:before="120" w:after="120"/>
+        <w:rPr>
+          <w:color w:val="000000"/>
+        </w:rPr>
+      </w:pPr>
+      <w:r>
+        <w:rPr>
+          <w:color w:val="000000"/>
+        </w:rPr>
+        <w:t>5. This is an ___ course. (extremely/useful)</w:t>
+      </w:r>
+    </w:p>
+    <w:p>
+      <w:pPr>
+        <w:spacing w:before="120" w:after="120"/>
+        <w:rPr>
+          <w:color w:val="000000"/>
+        </w:rPr>
+      </w:pPr>
+      <w:r>
+        <w:rPr>
+          <w:color w:val="000000"/>
+        </w:rPr>
+        <w:t>6. He drove ___ in the rain. (very/carefully)</w:t>
+      </w:r>
+    </w:p>
+    <w:p>
+      <w:pPr>
+        <w:spacing w:before="120" w:after="120"/>
+        <w:rPr>
+          <w:color w:val="000000"/>
+        </w:rPr>
+      </w:pPr>
+      <w:r>
+        <w:rPr>
+          <w:color w:val="000000"/>
+        </w:rPr>
+        <w:t>7. The room is not ___. (large/enough)</w:t>
+      </w:r>
+    </w:p>
+    <w:p>
+      <w:pPr>
+        <w:spacing w:before="120" w:after="120"/>
+        <w:rPr>
+          <w:color w:val="000000"/>
+        </w:rPr>
+      </w:pPr>
+      <w:r>
+        <w:rPr>
+          <w:color w:val="000000"/>
+        </w:rPr>
+        <w:t>8. They arrived ___ to get seats. (early/enough)</w:t>
+      </w:r>
+    </w:p>
+    <w:p>
+      <w:pPr>
+        <w:spacing w:before="120" w:after="120"/>
+        <w:rPr>
+          <w:color w:val="000000"/>
+        </w:rPr>
+      </w:pPr>
+      <w:r>
+        <w:rPr>
+          <w:color w:val="000000"/>
+        </w:rPr>
+        <w:t>9. The question was ___ to answer. (too/difficult)</w:t>
+      </w:r>
+    </w:p>
+    <w:p>
+      <w:pPr>
+        <w:spacing w:before="120" w:after="120"/>
+        <w:rPr>
+          <w:color w:val="000000"/>
+        </w:rPr>
+      </w:pPr>
+      <w:r>
+        <w:rPr>
+          <w:color w:val="000000"/>
+        </w:rPr>
+        <w:t>10. There are ___ for everyone. (enough/chairs)</w:t>
+      </w:r>
+    </w:p>
+    <w:p>
+      <w:pPr>
+        <w:keepNext/>
+        <w:spacing w:before="240" w:after="80"/>
+        <w:rPr>
+          <w:b/>
+          <w:color w:val="000000"/>
+        </w:rPr>
+      </w:pPr>
+      <w:r>
+        <w:rPr>
+          <w:b/>
+          <w:color w:val="000000"/>
+        </w:rPr>
+        <w:t>PHẦN 8. SỬA LỖI SAI (10 điểm)</w:t>
+      </w:r>
+    </w:p>
+    <w:p>
+      <w:pPr>
+        <w:spacing w:before="80" w:after="120"/>
+        <w:rPr>
+          <w:color w:val="000000"/>
+        </w:rPr>
+      </w:pPr>
+      <w:r>
+        <w:rPr>
+          <w:color w:val="000000"/>
+        </w:rPr>
+        <w:t>1. She bought a red beautiful dress.</w:t>
+      </w:r>
+    </w:p>
+    <w:p>
+      <w:pPr>
+        <w:spacing w:before="120" w:after="120"/>
+        <w:rPr>
+          <w:color w:val="000000"/>
+        </w:rPr>
+      </w:pPr>
+      <w:r>
+        <w:rPr>
+          <w:color w:val="000000"/>
+        </w:rPr>
+        <w:t>2. We joined a two-weeks program.</w:t>
+      </w:r>
+    </w:p>
+    <w:p>
+      <w:pPr>
+        <w:spacing w:before="120" w:after="120"/>
+        <w:rPr>
+          <w:color w:val="000000"/>
+        </w:rPr>
+      </w:pPr>
+      <w:r>
+        <w:rPr>
+          <w:color w:val="000000"/>
+        </w:rPr>
+        <w:t>3. He speaks fluently English.</w:t>
+      </w:r>
+    </w:p>
+    <w:p>
+      <w:pPr>
+        <w:spacing w:before="120" w:after="120"/>
+        <w:rPr>
+          <w:color w:val="000000"/>
+        </w:rPr>
+      </w:pPr>
+      <w:r>
+        <w:rPr>
+          <w:color w:val="000000"/>
+        </w:rPr>
+        <w:t>4. Nam always is helpful.</w:t>
+      </w:r>
+    </w:p>
+    <w:p>
+      <w:pPr>
+        <w:spacing w:before="120" w:after="120"/>
+        <w:rPr>
+          <w:color w:val="000000"/>
+        </w:rPr>
+      </w:pPr>
+      <w:r>
+        <w:rPr>
+          <w:color w:val="000000"/>
+        </w:rPr>
+        <w:t>5. The soup smells wonderfully.</w:t>
+      </w:r>
+    </w:p>
+    <w:p>
+      <w:pPr>
+        <w:spacing w:before="120" w:after="120"/>
+        <w:rPr>
+          <w:color w:val="000000"/>
+        </w:rPr>
+      </w:pPr>
+      <w:r>
+        <w:rPr>
+          <w:color w:val="000000"/>
+        </w:rPr>
+        <w:t>6. This exercise is enough easy.</w:t>
+      </w:r>
+    </w:p>
+    <w:p>
+      <w:pPr>
+        <w:spacing w:before="120" w:after="120"/>
+        <w:rPr>
+          <w:color w:val="000000"/>
+        </w:rPr>
+      </w:pPr>
+      <w:r>
+        <w:rPr>
+          <w:color w:val="000000"/>
+        </w:rPr>
+        <w:t>7. They need a students support service.</w:t>
+      </w:r>
+    </w:p>
+    <w:p>
+      <w:pPr>
+        <w:spacing w:before="120" w:after="120"/>
+        <w:rPr>
+          <w:color w:val="000000"/>
+        </w:rPr>
+      </w:pPr>
+      <w:r>
+        <w:rPr>
+          <w:color w:val="000000"/>
+        </w:rPr>
+        <w:t>8. She completed carefully the form.</w:t>
+      </w:r>
+    </w:p>
+    <w:p>
+      <w:pPr>
+        <w:spacing w:before="120" w:after="120"/>
+        <w:rPr>
+          <w:color w:val="000000"/>
+        </w:rPr>
+      </w:pPr>
+      <w:r>
+        <w:rPr>
+          <w:color w:val="000000"/>
+        </w:rPr>
+        <w:t>9. It is a learning useful online platform.</w:t>
+      </w:r>
+    </w:p>
+    <w:p>
+      <w:pPr>
+        <w:spacing w:before="120" w:after="120"/>
+        <w:rPr>
+          <w:color w:val="000000"/>
+        </w:rPr>
+      </w:pPr>
+      <w:r>
+        <w:rPr>
+          <w:color w:val="000000"/>
+        </w:rPr>
+        <w:t>10. We worked yesterday quietly at home.</w:t>
+      </w:r>
+    </w:p>
+    <w:p>
+      <w:pPr>
+        <w:keepNext/>
+        <w:spacing w:before="240" w:after="80"/>
+        <w:rPr>
+          <w:b/>
+          <w:color w:val="000000"/>
+        </w:rPr>
+      </w:pPr>
+      <w:r>
+        <w:rPr>
+          <w:b/>
+          <w:color w:val="000000"/>
+        </w:rPr>
+        <w:t>PHẦN 9. ĐỌC HIỂU VÀ PHÂN TÍCH CỤM TỪ (10 điểm)</w:t>
+      </w:r>
+    </w:p>
+    <w:p>
+      <w:pPr>
+        <w:rPr>
+          <w:color w:val="000000"/>
+        </w:rPr>
+      </w:pPr>
+      <w:r>
+        <w:rPr>
+          <w:color w:val="000000"/>
+        </w:rPr>
+        <w:t xml:space="preserve">Our school recently introduced an innovative online learning support program. The highly practical course helps students develop useful digital study skills. Participants usually complete short interactive activities at home each evening. Teachers carefully review </w:t>
+      </w:r>
+      <w:r>
+        <w:rPr>
+          <w:color w:val="000000"/>
+        </w:rPr>
+        <w:lastRenderedPageBreak/>
+        <w:t>student progress and provide clear feedback every Friday. The platform is extremely easy to use, but some learners do not have fast enough internet connections. The school therefore offers those students free computer room access after class.</w:t>
+      </w:r>
+    </w:p>
+    <w:p>
+      <w:pPr>
+        <w:spacing w:before="80" w:after="120"/>
+        <w:rPr>
+          <w:color w:val="000000"/>
+        </w:rPr>
+      </w:pPr>
+      <w:r>
+        <w:rPr>
+          <w:color w:val="000000"/>
+        </w:rPr>
+        <w:t>1. What did the school introduce? 2. What skills does the course develop? 3. Where do students complete activities? 4. What do teachers provide? 5. What problem do some learners have?</w:t>
+      </w:r>
+    </w:p>
+    <w:p>
+      <w:pPr>
+        <w:spacing w:before="120" w:after="120"/>
+        <w:rPr>
+          <w:color w:val="000000"/>
+        </w:rPr>
+      </w:pPr>
+      <w:r>
+        <w:rPr>
+          <w:color w:val="000000"/>
+        </w:rPr>
+        <w:t>6. What is the head noun in “an innovative online learning support program”? 7. What does highly modify? 8. Why does usually stand before complete? 9. Is clear an adjective or adverb? 10. Explain the position of enough in “fast enough.”</w:t>
+      </w:r>
+    </w:p>
+    <w:p>
+      <w:pPr>
+        <w:keepNext/>
+        <w:spacing w:before="240" w:after="80"/>
+        <w:rPr>
+          <w:b/>
+          <w:color w:val="000000"/>
+        </w:rPr>
+      </w:pPr>
+      <w:r>
+        <w:rPr>
+          <w:b/>
+          <w:color w:val="000000"/>
+        </w:rPr>
+        <w:t>PHẦN 10. VIẾT (10 điểm)</w:t>
+      </w:r>
+    </w:p>
+    <w:p>
+      <w:pPr>
+        <w:rPr>
+          <w:color w:val="000000"/>
+        </w:rPr>
+      </w:pPr>
+      <w:r>
+        <w:rPr>
+          <w:color w:val="000000"/>
+        </w:rPr>
+        <w:t>Viết đoạn văn 100–120 từ giới thiệu một khóa học, chương trình hoặc dịch vụ. Dùng ít nhất 4 cụm danh từ dài, 3 chuỗi tính từ đúng thứ tự và 5 trạng từ ở vị trí phù hợp.</w:t>
+      </w:r>
+    </w:p>
+    <w:p>
+      <w:pPr>
+        <w:keepNext/>
+        <w:pageBreakBefore/>
+        <w:spacing w:before="240" w:after="80"/>
+        <w:rPr>
+          <w:b/>
+          <w:color w:val="000000"/>
+        </w:rPr>
+      </w:pPr>
+      <w:r>
+        <w:rPr>
+          <w:b/>
+          <w:color w:val="000000"/>
+        </w:rPr>
+        <w:lastRenderedPageBreak/>
+        <w:t>ĐÁP ÁN</w:t>
+      </w:r>
+    </w:p>
+    <w:p>
+      <w:pPr>
+        <w:keepNext/>
+        <w:spacing w:after="240"/>
+        <w:jc w:val="center"/>
+        <w:rPr>
+          <w:b/>
+          <w:color w:val="000000"/>
+          <w:sz w:val="30"/>
+        </w:rPr>
+      </w:pPr>
+      <w:r>
+        <w:rPr>
+          <w:b/>
+          <w:color w:val="000000"/>
+          <w:sz w:val="30"/>
+        </w:rPr>
+        <w:t>PHẦN 1</w:t>
+      </w:r>
+    </w:p>
+    <w:p>
+      <w:pPr>
+        <w:spacing w:after="160"/>
+        <w:rPr>
+          <w:color w:val="000000"/>
+        </w:rPr>
+      </w:pPr>
+      <w:r>
+        <w:rPr>
+          <w:color w:val="000000"/>
+        </w:rPr>
+        <w:t>1. She checked the report carefully</w:t>
+      </w:r>
+    </w:p>
+    <w:p>
+      <w:pPr>
+        <w:spacing w:after="160"/>
+        <w:rPr>
+          <w:color w:val="000000"/>
+        </w:rPr>
+      </w:pPr>
+      <w:r>
+        <w:rPr>
+          <w:color w:val="000000"/>
+        </w:rPr>
+        <w:t>2. We met at school yesterday</w:t>
+      </w:r>
+    </w:p>
+    <w:p>
+      <w:pPr>
+        <w:spacing w:after="160"/>
+        <w:rPr>
+          <w:color w:val="000000"/>
+        </w:rPr>
+      </w:pPr>
+      <w:r>
+        <w:rPr>
+          <w:color w:val="000000"/>
+        </w:rPr>
+        <w:t>3. Nam speaks English fluently</w:t>
+      </w:r>
+    </w:p>
+    <w:p>
+      <w:pPr>
+        <w:spacing w:after="160"/>
+        <w:rPr>
+          <w:color w:val="000000"/>
+        </w:rPr>
+      </w:pPr>
+      <w:r>
+        <w:rPr>
+          <w:color w:val="000000"/>
+        </w:rPr>
+        <w:t>4. The team completed the project successfully</w:t>
+      </w:r>
+    </w:p>
+    <w:p>
+      <w:pPr>
+        <w:spacing w:after="160"/>
+        <w:rPr>
+          <w:color w:val="000000"/>
+        </w:rPr>
+      </w:pPr>
+      <w:r>
+        <w:rPr>
+          <w:color w:val="000000"/>
+        </w:rPr>
+        <w:t>5. Lan walks in the park every morning</w:t>
+      </w:r>
+    </w:p>
+    <w:p>
+      <w:pPr>
+        <w:spacing w:after="160"/>
+        <w:rPr>
+          <w:color w:val="000000"/>
+        </w:rPr>
+      </w:pPr>
+      <w:r>
+        <w:rPr>
+          <w:color w:val="000000"/>
+        </w:rPr>
+        <w:t>6. The teacher explained the instructions clearly</w:t>
+      </w:r>
+    </w:p>
+    <w:p>
+      <w:pPr>
+        <w:spacing w:after="160"/>
+        <w:rPr>
+          <w:color w:val="000000"/>
+        </w:rPr>
+      </w:pPr>
+      <w:r>
+        <w:rPr>
+          <w:color w:val="000000"/>
+        </w:rPr>
+        <w:t>7. They studied quietly at home last night</w:t>
+      </w:r>
+    </w:p>
+    <w:p>
+      <w:pPr>
+        <w:spacing w:after="160"/>
+        <w:rPr>
+          <w:color w:val="000000"/>
+        </w:rPr>
+      </w:pPr>
+      <w:r>
+        <w:rPr>
+          <w:color w:val="000000"/>
+        </w:rPr>
+        <w:t>8. Students often use online resources</w:t>
+      </w:r>
+    </w:p>
+    <w:p>
+      <w:pPr>
+        <w:spacing w:after="160"/>
+        <w:rPr>
+          <w:color w:val="000000"/>
+        </w:rPr>
+      </w:pPr>
+      <w:r>
+        <w:rPr>
+          <w:color w:val="000000"/>
+        </w:rPr>
+        <w:t>9. The lesson was extremely useful</w:t>
+      </w:r>
+    </w:p>
+    <w:p>
+      <w:pPr>
+        <w:spacing w:after="160"/>
+        <w:rPr>
+          <w:color w:val="000000"/>
+        </w:rPr>
+      </w:pPr>
+      <w:r>
+        <w:rPr>
+          <w:color w:val="000000"/>
+        </w:rPr>
+        <w:t>10. The company should respond quickly</w:t>
+      </w:r>
+    </w:p>
+    <w:p>
+      <w:pPr>
+        <w:keepNext/>
+        <w:spacing w:before="240" w:after="80"/>
+        <w:rPr>
+          <w:b/>
+          <w:color w:val="000000"/>
+        </w:rPr>
+      </w:pPr>
+      <w:r>
+        <w:rPr>
+          <w:b/>
+          <w:color w:val="000000"/>
+        </w:rPr>
+        <w:t>PHẦN 2</w:t>
+      </w:r>
+    </w:p>
+    <w:p>
+      <w:pPr>
+        <w:spacing w:after="160"/>
+        <w:rPr>
+          <w:color w:val="000000"/>
+        </w:rPr>
+      </w:pPr>
+      <w:r>
+        <w:rPr>
+          <w:color w:val="000000"/>
+        </w:rPr>
+        <w:t>1. a beautiful old wooden table</w:t>
+      </w:r>
+    </w:p>
+    <w:p>
+      <w:pPr>
+        <w:spacing w:after="160"/>
+        <w:rPr>
+          <w:color w:val="000000"/>
+        </w:rPr>
+      </w:pPr>
+      <w:r>
+        <w:rPr>
+          <w:color w:val="000000"/>
+        </w:rPr>
+        <w:t>2. an expensive Italian sports car</w:t>
+      </w:r>
+    </w:p>
+    <w:p>
+      <w:pPr>
+        <w:spacing w:after="160"/>
+        <w:rPr>
+          <w:color w:val="000000"/>
+        </w:rPr>
+      </w:pPr>
+      <w:r>
+        <w:rPr>
+          <w:color w:val="000000"/>
+        </w:rPr>
+        <w:t>3. a lovely blue cotton dress</w:t>
+      </w:r>
+    </w:p>
+    <w:p>
+      <w:pPr>
+        <w:spacing w:after="160"/>
+        <w:rPr>
+          <w:color w:val="000000"/>
+        </w:rPr>
+      </w:pPr>
+      <w:r>
+        <w:rPr>
+          <w:color w:val="000000"/>
+        </w:rPr>
+        <w:t>4. a small modern apartment</w:t>
+      </w:r>
+    </w:p>
+    <w:p>
+      <w:pPr>
+        <w:spacing w:after="160"/>
+        <w:rPr>
+          <w:color w:val="000000"/>
+        </w:rPr>
+      </w:pPr>
+      <w:r>
+        <w:rPr>
+          <w:color w:val="000000"/>
+        </w:rPr>
+        <w:t>5. an interesting new English book</w:t>
+      </w:r>
+    </w:p>
+    <w:p>
+      <w:pPr>
+        <w:spacing w:after="160"/>
+        <w:rPr>
+          <w:color w:val="000000"/>
+        </w:rPr>
+      </w:pPr>
+      <w:r>
+        <w:rPr>
+          <w:color w:val="000000"/>
+        </w:rPr>
+        <w:t>6. a large round dining table</w:t>
+      </w:r>
+    </w:p>
+    <w:p>
+      <w:pPr>
+        <w:spacing w:after="160"/>
+        <w:rPr>
+          <w:color w:val="000000"/>
+        </w:rPr>
+      </w:pPr>
+      <w:r>
+        <w:rPr>
+          <w:color w:val="000000"/>
+        </w:rPr>
+        <w:t>7. comfortable black leather shoes</w:t>
+      </w:r>
+    </w:p>
+    <w:p>
+      <w:pPr>
+        <w:spacing w:after="160"/>
+        <w:rPr>
+          <w:color w:val="000000"/>
+        </w:rPr>
+      </w:pPr>
+      <w:r>
+        <w:rPr>
+          <w:color w:val="000000"/>
+        </w:rPr>
+        <w:t>8. a beautiful traditional Vietnamese silk dress</w:t>
+      </w:r>
+    </w:p>
+    <w:p>
+      <w:pPr>
+        <w:spacing w:after="160"/>
+        <w:rPr>
+          <w:color w:val="000000"/>
+        </w:rPr>
+      </w:pPr>
+      <w:r>
+        <w:rPr>
+          <w:color w:val="000000"/>
+        </w:rPr>
+        <w:t>9. a useful old metal tool</w:t>
+      </w:r>
+    </w:p>
+    <w:p>
+      <w:pPr>
+        <w:spacing w:after="160"/>
+        <w:rPr>
+          <w:color w:val="000000"/>
+        </w:rPr>
+      </w:pPr>
+      <w:r>
+        <w:rPr>
+          <w:color w:val="000000"/>
+        </w:rPr>
+        <w:t>10. a tiny white plastic box</w:t>
+      </w:r>
+    </w:p>
+    <w:p>
+      <w:pPr>
+        <w:keepNext/>
+        <w:spacing w:before="240" w:after="80"/>
+        <w:rPr>
+          <w:b/>
+          <w:color w:val="000000"/>
+        </w:rPr>
+      </w:pPr>
+      <w:r>
+        <w:rPr>
+          <w:b/>
+          <w:color w:val="000000"/>
+        </w:rPr>
+        <w:t>PHẦN 3</w:t>
+      </w:r>
+    </w:p>
+    <w:p>
+      <w:pPr>
+        <w:spacing w:after="160"/>
+        <w:rPr>
+          <w:color w:val="000000"/>
+        </w:rPr>
+      </w:pPr>
+      <w:r>
+        <w:rPr>
+          <w:color w:val="000000"/>
+        </w:rPr>
+        <w:t>1. B</w:t>
+      </w:r>
+    </w:p>
+    <w:p>
+      <w:pPr>
+        <w:spacing w:after="160"/>
+        <w:rPr>
+          <w:color w:val="000000"/>
+        </w:rPr>
+      </w:pPr>
+      <w:r>
+        <w:rPr>
+          <w:color w:val="000000"/>
+        </w:rPr>
+        <w:t>2. B</w:t>
+      </w:r>
+    </w:p>
+    <w:p>
+      <w:pPr>
+        <w:spacing w:after="160"/>
+        <w:rPr>
+          <w:color w:val="000000"/>
+        </w:rPr>
+      </w:pPr>
+      <w:r>
+        <w:rPr>
+          <w:color w:val="000000"/>
+        </w:rPr>
+        <w:t>3. A</w:t>
+      </w:r>
+    </w:p>
+    <w:p>
+      <w:pPr>
+        <w:spacing w:after="160"/>
+        <w:rPr>
+          <w:color w:val="000000"/>
+        </w:rPr>
+      </w:pPr>
+      <w:r>
+        <w:rPr>
+          <w:color w:val="000000"/>
+        </w:rPr>
+        <w:t>4. A</w:t>
+      </w:r>
+    </w:p>
+    <w:p>
+      <w:pPr>
+        <w:spacing w:after="160"/>
+        <w:rPr>
+          <w:color w:val="000000"/>
+        </w:rPr>
+      </w:pPr>
+      <w:r>
+        <w:rPr>
+          <w:color w:val="000000"/>
+        </w:rPr>
+        <w:t>5. A</w:t>
+      </w:r>
+    </w:p>
+    <w:p>
+      <w:pPr>
+        <w:spacing w:after="160"/>
+        <w:rPr>
+          <w:color w:val="000000"/>
+        </w:rPr>
+      </w:pPr>
+      <w:r>
+        <w:rPr>
+          <w:color w:val="000000"/>
+        </w:rPr>
+        <w:t>6. A</w:t>
+      </w:r>
+    </w:p>
+    <w:p>
+      <w:pPr>
+        <w:spacing w:after="160"/>
+        <w:rPr>
+          <w:color w:val="000000"/>
+        </w:rPr>
+      </w:pPr>
+      <w:r>
+        <w:rPr>
+          <w:color w:val="000000"/>
+        </w:rPr>
+        <w:lastRenderedPageBreak/>
+        <w:t>7. A</w:t>
+      </w:r>
+    </w:p>
+    <w:p>
+      <w:pPr>
+        <w:spacing w:after="160"/>
+        <w:rPr>
+          <w:color w:val="000000"/>
+        </w:rPr>
+      </w:pPr>
+      <w:r>
+        <w:rPr>
+          <w:color w:val="000000"/>
+        </w:rPr>
+        <w:t>8. A</w:t>
+      </w:r>
+    </w:p>
+    <w:p>
+      <w:pPr>
+        <w:spacing w:after="160"/>
+        <w:rPr>
+          <w:color w:val="000000"/>
+        </w:rPr>
+      </w:pPr>
+      <w:r>
+        <w:rPr>
+          <w:color w:val="000000"/>
+        </w:rPr>
+        <w:t>9. A</w:t>
+      </w:r>
+    </w:p>
+    <w:p>
+      <w:pPr>
+        <w:spacing w:after="160"/>
+        <w:rPr>
+          <w:color w:val="000000"/>
+        </w:rPr>
+      </w:pPr>
+      <w:r>
+        <w:rPr>
+          <w:color w:val="000000"/>
+        </w:rPr>
+        <w:t>10. A</w:t>
+      </w:r>
+    </w:p>
+    <w:p>
+      <w:pPr>
+        <w:keepNext/>
+        <w:spacing w:before="240" w:after="80"/>
+        <w:rPr>
+          <w:b/>
+          <w:color w:val="000000"/>
+        </w:rPr>
+      </w:pPr>
+      <w:r>
+        <w:rPr>
+          <w:b/>
+          <w:color w:val="000000"/>
+        </w:rPr>
+        <w:t>PHẦN 4</w:t>
+      </w:r>
+    </w:p>
+    <w:p>
+      <w:pPr>
+        <w:spacing w:after="160"/>
+        <w:rPr>
+          <w:color w:val="000000"/>
+        </w:rPr>
+      </w:pPr>
+      <w:r>
+        <w:rPr>
+          <w:color w:val="000000"/>
+        </w:rPr>
+        <w:t>1. program</w:t>
+      </w:r>
+    </w:p>
+    <w:p>
+      <w:pPr>
+        <w:spacing w:after="160"/>
+        <w:rPr>
+          <w:color w:val="000000"/>
+        </w:rPr>
+      </w:pPr>
+      <w:r>
+        <w:rPr>
+          <w:color w:val="000000"/>
+        </w:rPr>
+        <w:t>2. resources</w:t>
+      </w:r>
+    </w:p>
+    <w:p>
+      <w:pPr>
+        <w:spacing w:after="160"/>
+        <w:rPr>
+          <w:color w:val="000000"/>
+        </w:rPr>
+      </w:pPr>
+      <w:r>
+        <w:rPr>
+          <w:color w:val="000000"/>
+        </w:rPr>
+        <w:t>3. system</w:t>
+      </w:r>
+    </w:p>
+    <w:p>
+      <w:pPr>
+        <w:spacing w:after="160"/>
+        <w:rPr>
+          <w:color w:val="000000"/>
+        </w:rPr>
+      </w:pPr>
+      <w:r>
+        <w:rPr>
+          <w:color w:val="000000"/>
+        </w:rPr>
+        <w:t>4. campaign</w:t>
+      </w:r>
+    </w:p>
+    <w:p>
+      <w:pPr>
+        <w:spacing w:after="160"/>
+        <w:rPr>
+          <w:color w:val="000000"/>
+        </w:rPr>
+      </w:pPr>
+      <w:r>
+        <w:rPr>
+          <w:color w:val="000000"/>
+        </w:rPr>
+        <w:t>5. programs</w:t>
+      </w:r>
+    </w:p>
+    <w:p>
+      <w:pPr>
+        <w:spacing w:after="160"/>
+        <w:rPr>
+          <w:color w:val="000000"/>
+        </w:rPr>
+      </w:pPr>
+      <w:r>
+        <w:rPr>
+          <w:color w:val="000000"/>
+        </w:rPr>
+        <w:t>6. strategy</w:t>
+      </w:r>
+    </w:p>
+    <w:p>
+      <w:pPr>
+        <w:spacing w:after="160"/>
+        <w:rPr>
+          <w:color w:val="000000"/>
+        </w:rPr>
+      </w:pPr>
+      <w:r>
+        <w:rPr>
+          <w:color w:val="000000"/>
+        </w:rPr>
+        <w:t>7. materials</w:t>
+      </w:r>
+    </w:p>
+    <w:p>
+      <w:pPr>
+        <w:spacing w:after="160"/>
+        <w:rPr>
+          <w:color w:val="000000"/>
+        </w:rPr>
+      </w:pPr>
+      <w:r>
+        <w:rPr>
+          <w:color w:val="000000"/>
+        </w:rPr>
+        <w:t>8. equipment</w:t>
+      </w:r>
+    </w:p>
+    <w:p>
+      <w:pPr>
+        <w:spacing w:after="160"/>
+        <w:rPr>
+          <w:color w:val="000000"/>
+        </w:rPr>
+      </w:pPr>
+      <w:r>
+        <w:rPr>
+          <w:color w:val="000000"/>
+        </w:rPr>
+        <w:t>9. solution</w:t>
+      </w:r>
+    </w:p>
+    <w:p>
+      <w:pPr>
+        <w:spacing w:after="160"/>
+        <w:rPr>
+          <w:color w:val="000000"/>
+        </w:rPr>
+      </w:pPr>
+      <w:r>
+        <w:rPr>
+          <w:color w:val="000000"/>
+        </w:rPr>
+        <w:t>10. projects</w:t>
+      </w:r>
+    </w:p>
+    <w:p>
+      <w:pPr>
+        <w:keepNext/>
+        <w:spacing w:before="240" w:after="80"/>
+        <w:rPr>
+          <w:b/>
+          <w:color w:val="000000"/>
+        </w:rPr>
+      </w:pPr>
+      <w:r>
+        <w:rPr>
+          <w:b/>
+          <w:color w:val="000000"/>
+        </w:rPr>
+        <w:t>PHẦN 5</w:t>
+      </w:r>
+    </w:p>
+    <w:p>
+      <w:pPr>
+        <w:spacing w:after="160"/>
+        <w:rPr>
+          <w:color w:val="000000"/>
+        </w:rPr>
+      </w:pPr>
+      <w:r>
+        <w:rPr>
+          <w:color w:val="000000"/>
+        </w:rPr>
+        <w:t>1. She is never late</w:t>
+      </w:r>
+    </w:p>
+    <w:p>
+      <w:pPr>
+        <w:spacing w:after="160"/>
+        <w:rPr>
+          <w:color w:val="000000"/>
+        </w:rPr>
+      </w:pPr>
+      <w:r>
+        <w:rPr>
+          <w:color w:val="000000"/>
+        </w:rPr>
+        <w:t>2. Nam often studies in the library</w:t>
+      </w:r>
+    </w:p>
+    <w:p>
+      <w:pPr>
+        <w:spacing w:after="160"/>
+        <w:rPr>
+          <w:color w:val="000000"/>
+        </w:rPr>
+      </w:pPr>
+      <w:r>
+        <w:rPr>
+          <w:color w:val="000000"/>
+        </w:rPr>
+        <w:t>3. We have sometimes visited this museum</w:t>
+      </w:r>
+    </w:p>
+    <w:p>
+      <w:pPr>
+        <w:spacing w:after="160"/>
+        <w:rPr>
+          <w:color w:val="000000"/>
+        </w:rPr>
+      </w:pPr>
+      <w:r>
+        <w:rPr>
+          <w:color w:val="000000"/>
+        </w:rPr>
+        <w:t>4. They are usually busy on Mondays</w:t>
+      </w:r>
+    </w:p>
+    <w:p>
+      <w:pPr>
+        <w:spacing w:after="160"/>
+        <w:rPr>
+          <w:color w:val="000000"/>
+        </w:rPr>
+      </w:pPr>
+      <w:r>
+        <w:rPr>
+          <w:color w:val="000000"/>
+        </w:rPr>
+        <w:t>5. I rarely drink coffee after dinner</w:t>
+      </w:r>
+    </w:p>
+    <w:p>
+      <w:pPr>
+        <w:spacing w:after="160"/>
+        <w:rPr>
+          <w:color w:val="000000"/>
+        </w:rPr>
+      </w:pPr>
+      <w:r>
+        <w:rPr>
+          <w:color w:val="000000"/>
+        </w:rPr>
+        <w:t>6. Lan can always answer difficult questions</w:t>
+      </w:r>
+    </w:p>
+    <w:p>
+      <w:pPr>
+        <w:spacing w:after="160"/>
+        <w:rPr>
+          <w:color w:val="000000"/>
+        </w:rPr>
+      </w:pPr>
+      <w:r>
+        <w:rPr>
+          <w:color w:val="000000"/>
+        </w:rPr>
+        <w:t>7. He has never forgotten his homework</w:t>
+      </w:r>
+    </w:p>
+    <w:p>
+      <w:pPr>
+        <w:spacing w:after="160"/>
+        <w:rPr>
+          <w:color w:val="000000"/>
+        </w:rPr>
+      </w:pPr>
+      <w:r>
+        <w:rPr>
+          <w:color w:val="000000"/>
+        </w:rPr>
+        <w:t>8. Students often use dictionaries in this activity</w:t>
+      </w:r>
+    </w:p>
+    <w:p>
+      <w:pPr>
+        <w:spacing w:after="160"/>
+        <w:rPr>
+          <w:color w:val="000000"/>
+        </w:rPr>
+      </w:pPr>
+      <w:r>
+        <w:rPr>
+          <w:color w:val="000000"/>
+        </w:rPr>
+        <w:t>9. The buses are usually crowded in the morning</w:t>
+      </w:r>
+    </w:p>
+    <w:p>
+      <w:pPr>
+        <w:spacing w:after="160"/>
+        <w:rPr>
+          <w:color w:val="000000"/>
+        </w:rPr>
+      </w:pPr>
+      <w:r>
+        <w:rPr>
+          <w:color w:val="000000"/>
+        </w:rPr>
+        <w:t>10. My family occasionally eats out</w:t>
+      </w:r>
+    </w:p>
+    <w:p>
+      <w:pPr>
+        <w:keepNext/>
+        <w:spacing w:before="240" w:after="80"/>
+        <w:rPr>
+          <w:b/>
+          <w:color w:val="000000"/>
+        </w:rPr>
+      </w:pPr>
+      <w:r>
+        <w:rPr>
+          <w:b/>
+          <w:color w:val="000000"/>
+        </w:rPr>
+        <w:t>PHẦN 6</w:t>
+      </w:r>
+    </w:p>
+    <w:p>
+      <w:pPr>
+        <w:spacing w:after="160"/>
+        <w:rPr>
+          <w:color w:val="000000"/>
+        </w:rPr>
+      </w:pPr>
+      <w:r>
+        <w:rPr>
+          <w:color w:val="000000"/>
+        </w:rPr>
+        <w:t>1. practical</w:t>
+      </w:r>
+    </w:p>
+    <w:p>
+      <w:pPr>
+        <w:spacing w:after="160"/>
+        <w:rPr>
+          <w:color w:val="000000"/>
+        </w:rPr>
+      </w:pPr>
+      <w:r>
+        <w:rPr>
+          <w:color w:val="000000"/>
+        </w:rPr>
+        <w:t>2. clearly</w:t>
+      </w:r>
+    </w:p>
+    <w:p>
+      <w:pPr>
+        <w:spacing w:after="160"/>
+        <w:rPr>
+          <w:color w:val="000000"/>
+        </w:rPr>
+      </w:pPr>
+      <w:r>
+        <w:rPr>
+          <w:color w:val="000000"/>
+        </w:rPr>
+        <w:t>3. delicious</w:t>
+      </w:r>
+    </w:p>
+    <w:p>
+      <w:pPr>
+        <w:spacing w:after="160"/>
+        <w:rPr>
+          <w:color w:val="000000"/>
+        </w:rPr>
+      </w:pPr>
+      <w:r>
+        <w:rPr>
+          <w:color w:val="000000"/>
+        </w:rPr>
+        <w:lastRenderedPageBreak/>
+        <w:t>4. carefully</w:t>
+      </w:r>
+    </w:p>
+    <w:p>
+      <w:pPr>
+        <w:spacing w:after="160"/>
+        <w:rPr>
+          <w:color w:val="000000"/>
+        </w:rPr>
+      </w:pPr>
+      <w:r>
+        <w:rPr>
+          <w:color w:val="000000"/>
+        </w:rPr>
+        <w:t>5. confident</w:t>
+      </w:r>
+    </w:p>
+    <w:p>
+      <w:pPr>
+        <w:spacing w:after="160"/>
+        <w:rPr>
+          <w:color w:val="000000"/>
+        </w:rPr>
+      </w:pPr>
+      <w:r>
+        <w:rPr>
+          <w:color w:val="000000"/>
+        </w:rPr>
+        <w:t>6. automatically</w:t>
+      </w:r>
+    </w:p>
+    <w:p>
+      <w:pPr>
+        <w:spacing w:after="160"/>
+        <w:rPr>
+          <w:color w:val="000000"/>
+        </w:rPr>
+      </w:pPr>
+      <w:r>
+        <w:rPr>
+          <w:color w:val="000000"/>
+        </w:rPr>
+        <w:t>7. extremely</w:t>
+      </w:r>
+    </w:p>
+    <w:p>
+      <w:pPr>
+        <w:spacing w:after="160"/>
+        <w:rPr>
+          <w:color w:val="000000"/>
+        </w:rPr>
+      </w:pPr>
+      <w:r>
+        <w:rPr>
+          <w:color w:val="000000"/>
+        </w:rPr>
+        <w:t>8. successfully</w:t>
+      </w:r>
+    </w:p>
+    <w:p>
+      <w:pPr>
+        <w:spacing w:after="160"/>
+        <w:rPr>
+          <w:color w:val="000000"/>
+        </w:rPr>
+      </w:pPr>
+      <w:r>
+        <w:rPr>
+          <w:color w:val="000000"/>
+        </w:rPr>
+        <w:t>9. soft</w:t>
+      </w:r>
+    </w:p>
+    <w:p>
+      <w:pPr>
+        <w:spacing w:after="160"/>
+        <w:rPr>
+          <w:color w:val="000000"/>
+        </w:rPr>
+      </w:pPr>
+      <w:r>
+        <w:rPr>
+          <w:color w:val="000000"/>
+        </w:rPr>
+        <w:t>10. slowly</w:t>
+      </w:r>
+    </w:p>
+    <w:p>
+      <w:pPr>
+        <w:keepNext/>
+        <w:spacing w:before="240" w:after="80"/>
+        <w:rPr>
+          <w:b/>
+          <w:color w:val="000000"/>
+        </w:rPr>
+      </w:pPr>
+      <w:r>
+        <w:rPr>
+          <w:b/>
+          <w:color w:val="000000"/>
+        </w:rPr>
+        <w:t>PHẦN 7</w:t>
+      </w:r>
+    </w:p>
+    <w:p>
+      <w:pPr>
+        <w:spacing w:after="160"/>
+        <w:rPr>
+          <w:color w:val="000000"/>
+        </w:rPr>
+      </w:pPr>
+      <w:r>
+        <w:rPr>
+          <w:color w:val="000000"/>
+        </w:rPr>
+        <w:t>1. clear enough</w:t>
+      </w:r>
+    </w:p>
+    <w:p>
+      <w:pPr>
+        <w:spacing w:after="160"/>
+        <w:rPr>
+          <w:color w:val="000000"/>
+        </w:rPr>
+      </w:pPr>
+      <w:r>
+        <w:rPr>
+          <w:color w:val="000000"/>
+        </w:rPr>
+        <w:t>2. enough time</w:t>
+      </w:r>
+    </w:p>
+    <w:p>
+      <w:pPr>
+        <w:spacing w:after="160"/>
+        <w:rPr>
+          <w:color w:val="000000"/>
+        </w:rPr>
+      </w:pPr>
+      <w:r>
+        <w:rPr>
+          <w:color w:val="000000"/>
+        </w:rPr>
+        <w:t>3. too heavy</w:t>
+      </w:r>
+    </w:p>
+    <w:p>
+      <w:pPr>
+        <w:spacing w:after="160"/>
+        <w:rPr>
+          <w:color w:val="000000"/>
+        </w:rPr>
+      </w:pPr>
+      <w:r>
+        <w:rPr>
+          <w:color w:val="000000"/>
+        </w:rPr>
+        <w:t>4. loudly enough</w:t>
+      </w:r>
+    </w:p>
+    <w:p>
+      <w:pPr>
+        <w:spacing w:after="160"/>
+        <w:rPr>
+          <w:color w:val="000000"/>
+        </w:rPr>
+      </w:pPr>
+      <w:r>
+        <w:rPr>
+          <w:color w:val="000000"/>
+        </w:rPr>
+        <w:t>5. extremely useful</w:t>
+      </w:r>
+    </w:p>
+    <w:p>
+      <w:pPr>
+        <w:spacing w:after="160"/>
+        <w:rPr>
+          <w:color w:val="000000"/>
+        </w:rPr>
+      </w:pPr>
+      <w:r>
+        <w:rPr>
+          <w:color w:val="000000"/>
+        </w:rPr>
+        <w:t>6. very carefully</w:t>
+      </w:r>
+    </w:p>
+    <w:p>
+      <w:pPr>
+        <w:spacing w:after="160"/>
+        <w:rPr>
+          <w:color w:val="000000"/>
+        </w:rPr>
+      </w:pPr>
+      <w:r>
+        <w:rPr>
+          <w:color w:val="000000"/>
+        </w:rPr>
+        <w:t>7. large enough</w:t>
+      </w:r>
+    </w:p>
+    <w:p>
+      <w:pPr>
+        <w:spacing w:after="160"/>
+        <w:rPr>
+          <w:color w:val="000000"/>
+        </w:rPr>
+      </w:pPr>
+      <w:r>
+        <w:rPr>
+          <w:color w:val="000000"/>
+        </w:rPr>
+        <w:t>8. early enough</w:t>
+      </w:r>
+    </w:p>
+    <w:p>
+      <w:pPr>
+        <w:spacing w:after="160"/>
+        <w:rPr>
+          <w:color w:val="000000"/>
+        </w:rPr>
+      </w:pPr>
+      <w:r>
+        <w:rPr>
+          <w:color w:val="000000"/>
+        </w:rPr>
+        <w:t>9. too difficult</w:t>
+      </w:r>
+    </w:p>
+    <w:p>
+      <w:pPr>
+        <w:spacing w:after="160"/>
+        <w:rPr>
+          <w:color w:val="000000"/>
+        </w:rPr>
+      </w:pPr>
+      <w:r>
+        <w:rPr>
+          <w:color w:val="000000"/>
+        </w:rPr>
+        <w:t>10. enough chairs</w:t>
+      </w:r>
+    </w:p>
+    <w:p>
+      <w:pPr>
+        <w:keepNext/>
+        <w:spacing w:before="240" w:after="80"/>
+        <w:rPr>
+          <w:b/>
+          <w:color w:val="000000"/>
+        </w:rPr>
+      </w:pPr>
+      <w:r>
+        <w:rPr>
+          <w:b/>
+          <w:color w:val="000000"/>
+        </w:rPr>
+        <w:t>PHẦN 8</w:t>
+      </w:r>
+    </w:p>
+    <w:p>
+      <w:pPr>
+        <w:spacing w:after="160"/>
+        <w:rPr>
+          <w:color w:val="000000"/>
+        </w:rPr>
+      </w:pPr>
+      <w:r>
+        <w:rPr>
+          <w:color w:val="000000"/>
+        </w:rPr>
+        <w:t>1. a beautiful red dress</w:t>
+      </w:r>
+    </w:p>
+    <w:p>
+      <w:pPr>
+        <w:spacing w:after="160"/>
+        <w:rPr>
+          <w:color w:val="000000"/>
+        </w:rPr>
+      </w:pPr>
+      <w:r>
+        <w:rPr>
+          <w:color w:val="000000"/>
+        </w:rPr>
+        <w:t>2. a two-week program</w:t>
+      </w:r>
+    </w:p>
+    <w:p>
+      <w:pPr>
+        <w:spacing w:after="160"/>
+        <w:rPr>
+          <w:color w:val="000000"/>
+        </w:rPr>
+      </w:pPr>
+      <w:r>
+        <w:rPr>
+          <w:color w:val="000000"/>
+        </w:rPr>
+        <w:t>3. speaks English fluently</w:t>
+      </w:r>
+    </w:p>
+    <w:p>
+      <w:pPr>
+        <w:spacing w:after="160"/>
+        <w:rPr>
+          <w:color w:val="000000"/>
+        </w:rPr>
+      </w:pPr>
+      <w:r>
+        <w:rPr>
+          <w:color w:val="000000"/>
+        </w:rPr>
+        <w:t>4. is always helpful</w:t>
+      </w:r>
+    </w:p>
+    <w:p>
+      <w:pPr>
+        <w:spacing w:after="160"/>
+        <w:rPr>
+          <w:color w:val="000000"/>
+        </w:rPr>
+      </w:pPr>
+      <w:r>
+        <w:rPr>
+          <w:color w:val="000000"/>
+        </w:rPr>
+        <w:t>5. smells wonderful</w:t>
+      </w:r>
+    </w:p>
+    <w:p>
+      <w:pPr>
+        <w:spacing w:after="160"/>
+        <w:rPr>
+          <w:color w:val="000000"/>
+        </w:rPr>
+      </w:pPr>
+      <w:r>
+        <w:rPr>
+          <w:color w:val="000000"/>
+        </w:rPr>
+        <w:t>6. easy enough</w:t>
+      </w:r>
+    </w:p>
+    <w:p>
+      <w:pPr>
+        <w:spacing w:after="160"/>
+        <w:rPr>
+          <w:color w:val="000000"/>
+        </w:rPr>
+      </w:pPr>
+      <w:r>
+        <w:rPr>
+          <w:color w:val="000000"/>
+        </w:rPr>
+        <w:t>7. a student support service</w:t>
+      </w:r>
+    </w:p>
+    <w:p>
+      <w:pPr>
+        <w:spacing w:after="160"/>
+        <w:rPr>
+          <w:color w:val="000000"/>
+        </w:rPr>
+      </w:pPr>
+      <w:r>
+        <w:rPr>
+          <w:color w:val="000000"/>
+        </w:rPr>
+        <w:t>8. completed the form carefully</w:t>
+      </w:r>
+    </w:p>
+    <w:p>
+      <w:pPr>
+        <w:spacing w:after="160"/>
+        <w:rPr>
+          <w:color w:val="000000"/>
+        </w:rPr>
+      </w:pPr>
+      <w:r>
+        <w:rPr>
+          <w:color w:val="000000"/>
+        </w:rPr>
+        <w:t>9. a useful online learning platform</w:t>
+      </w:r>
+    </w:p>
+    <w:p>
+      <w:pPr>
+        <w:spacing w:after="160"/>
+        <w:rPr>
+          <w:color w:val="000000"/>
+        </w:rPr>
+      </w:pPr>
+      <w:r>
+        <w:rPr>
+          <w:color w:val="000000"/>
+        </w:rPr>
+        <w:t>10. worked quietly at home yesterday</w:t>
+      </w:r>
+    </w:p>
+    <w:p>
+      <w:pPr>
+        <w:keepNext/>
+        <w:spacing w:before="240" w:after="80"/>
+        <w:rPr>
+          <w:b/>
+          <w:color w:val="000000"/>
+        </w:rPr>
+      </w:pPr>
+      <w:r>
+        <w:rPr>
+          <w:b/>
+          <w:color w:val="000000"/>
+        </w:rPr>
+        <w:lastRenderedPageBreak/>
+        <w:t>PHẦN 9</w:t>
+      </w:r>
+    </w:p>
+    <w:p>
+      <w:pPr>
+        <w:spacing w:after="160"/>
+        <w:rPr>
+          <w:color w:val="000000"/>
+        </w:rPr>
+      </w:pPr>
+      <w:r>
+        <w:rPr>
+          <w:color w:val="000000"/>
+        </w:rPr>
+        <w:t>1. An innovative online learning support program</w:t>
+      </w:r>
+    </w:p>
+    <w:p>
+      <w:pPr>
+        <w:spacing w:after="160"/>
+        <w:rPr>
+          <w:color w:val="000000"/>
+        </w:rPr>
+      </w:pPr>
+      <w:r>
+        <w:rPr>
+          <w:color w:val="000000"/>
+        </w:rPr>
+        <w:t>2. Digital study skills</w:t>
+      </w:r>
+    </w:p>
+    <w:p>
+      <w:pPr>
+        <w:spacing w:after="160"/>
+        <w:rPr>
+          <w:color w:val="000000"/>
+        </w:rPr>
+      </w:pPr>
+      <w:r>
+        <w:rPr>
+          <w:color w:val="000000"/>
+        </w:rPr>
+        <w:t>3. At home each evening</w:t>
+      </w:r>
+    </w:p>
+    <w:p>
+      <w:pPr>
+        <w:spacing w:after="160"/>
+        <w:rPr>
+          <w:color w:val="000000"/>
+        </w:rPr>
+      </w:pPr>
+      <w:r>
+        <w:rPr>
+          <w:color w:val="000000"/>
+        </w:rPr>
+        <w:t>4. Clear feedback</w:t>
+      </w:r>
+    </w:p>
+    <w:p>
+      <w:pPr>
+        <w:spacing w:after="160"/>
+        <w:rPr>
+          <w:color w:val="000000"/>
+        </w:rPr>
+      </w:pPr>
+      <w:r>
+        <w:rPr>
+          <w:color w:val="000000"/>
+        </w:rPr>
+        <w:t>5. Their internet connections are not fast enough</w:t>
+      </w:r>
+    </w:p>
+    <w:p>
+      <w:pPr>
+        <w:spacing w:after="160"/>
+        <w:rPr>
+          <w:color w:val="000000"/>
+        </w:rPr>
+      </w:pPr>
+      <w:r>
+        <w:rPr>
+          <w:color w:val="000000"/>
+        </w:rPr>
+        <w:t>6. Program</w:t>
+      </w:r>
+    </w:p>
+    <w:p>
+      <w:pPr>
+        <w:spacing w:after="160"/>
+        <w:rPr>
+          <w:color w:val="000000"/>
+        </w:rPr>
+      </w:pPr>
+      <w:r>
+        <w:rPr>
+          <w:color w:val="000000"/>
+        </w:rPr>
+        <w:t>7. Practical</w:t>
+      </w:r>
+    </w:p>
+    <w:p>
+      <w:pPr>
+        <w:spacing w:after="160"/>
+        <w:rPr>
+          <w:color w:val="000000"/>
+        </w:rPr>
+      </w:pPr>
+      <w:r>
+        <w:rPr>
+          <w:color w:val="000000"/>
+        </w:rPr>
+        <w:t>8. It is a frequency adverb before a main verb</w:t>
+      </w:r>
+    </w:p>
+    <w:p>
+      <w:pPr>
+        <w:spacing w:after="160"/>
+        <w:rPr>
+          <w:color w:val="000000"/>
+        </w:rPr>
+      </w:pPr>
+      <w:r>
+        <w:rPr>
+          <w:color w:val="000000"/>
+        </w:rPr>
+        <w:t>9. Adjective</w:t>
+      </w:r>
+    </w:p>
+    <w:p>
+      <w:pPr>
+        <w:spacing w:after="160"/>
+        <w:rPr>
+          <w:color w:val="000000"/>
+        </w:rPr>
+      </w:pPr>
+      <w:r>
+        <w:rPr>
+          <w:color w:val="000000"/>
+        </w:rPr>
+        <w:t>10. Enough follows the adjective it modifies</w:t>
+      </w:r>
+    </w:p>
+    <w:p>
+      <w:pPr>
+        <w:keepNext/>
+        <w:spacing w:before="240" w:after="80"/>
+        <w:rPr>
+          <w:b/>
+          <w:color w:val="000000"/>
+        </w:rPr>
+      </w:pPr>
+      <w:r>
+        <w:rPr>
+          <w:b/>
+          <w:color w:val="000000"/>
+        </w:rPr>
+        <w:t>PHẦN 10 – BÀI MẪU</w:t>
+      </w:r>
+    </w:p>
+    <w:p>
+      <w:pPr>
+        <w:rPr>
+          <w:b/>
+          <w:color w:val="000000"/>
+        </w:rPr>
+      </w:pPr>
+      <w:r>
+        <w:rPr>
+          <w:b/>
+          <w:color w:val="000000"/>
+        </w:rPr>
+        <w:t>Our school offers an innovative online exam preparation program for senior students. The highly practical six-week course provides useful digital learning resources and carefully designed practice tests. Experienced Vietnamese English teachers clearly explain difficult grammar points during two weekly evening sessions. Students usually complete short interactive exercises at home and receive detailed personal feedback every Friday. The modern learning platform is extremely simple to use, although a fast internet connection is necessary. Participants can also visit the quiet new computer room after class. This flexible student support service gradually improves both confidence and test performance. Overall, the program is a valuable, well-organized opportunity for learners preparing seriously for the graduation examination.</w:t>
+      </w:r>
+    </w:p>
+    <w:p>
+      <w:pPr>
+        <w:rPr>
+          <w:color w:val="000000"/>
+        </w:rPr>
+      </w:pPr>
     </w:p>
     <w:sectPr>
       <w:pgSz w:w="11906" w:h="16838"/>
-      <w:pgMar w:top="1134" w:right="1134" w:bottom="1134" w:left="1134"/>
+      <w:pgMar w:top="1134" w:right="1134" w:bottom="1134" w:left="1134" w:header="720" w:footer="720" w:gutter="0"/>
+      <w:cols w:space="720"/>
     </w:sectPr>
   </w:body>
 </w:document>
